--- a/docs/atlas/ATL-16_Phieu-thu-chi.docx
+++ b/docs/atlas/ATL-16_Phieu-thu-chi.docx
@@ -313,7 +313,7 @@
                 <w:sz w:val="19"/>
                 <w:szCs w:val="19"/>
               </w:rPr>
-              <w:t xml:space="preserve">1.0 — 22/10/2026</w:t>
+              <w:t xml:space="preserve">1.1 — 23/10/2026</w:t>
             </w:r>
           </w:p>
         </w:tc>
@@ -537,7 +537,7 @@
           <w:sz w:val="19"/>
           <w:szCs w:val="19"/>
         </w:rPr>
-        <w:t xml:space="preserve">Lưu ý: các mã quyền là danh mục đã định nghĩa (xem ATL-23); giao diện hiện chưa kiểm tra quyền — mọi tài khoản đăng nhập đều xem và dùng được mọi chức năng.</w:t>
+        <w:t xml:space="preserve">Lưu ý: quyền được kiểm tra ở cả hai nơi — giao diện ẩn trang, mục menu và nút mà chức vụ không có quyền; máy chủ kiểm tra lại ở mọi API (thiếu quyền thì báo "Chức vụ của bạn chưa có quyền…"). Danh mục quyền: ATL-23.</w:t>
       </w:r>
     </w:p>
     <w:p>
@@ -5069,7 +5069,43 @@
           <w:sz w:val="21"/>
           <w:szCs w:val="21"/>
         </w:rPr>
-        <w:t xml:space="preserve">Hệ thống hiện chạy trên dữ liệu mô phỏng (mock) trong trình duyệt; các quy tắc dưới đây là hành vi đã cài đặt ở giao diện và sẽ ánh xạ 1:1 sang API backend.</w:t>
+        <w:t xml:space="preserve">Dữ liệu được lưu ở máy chủ (cơ sở dữ liệu PostgreSQL) và đọc / ghi qua API; các quy tắc nghiệp vụ trong tài liệu này được áp ở máy chủ, giao diện báo lỗi sớm cho người dùng. Mỗi thao tác ghi để lại một dòng Nhật ký hoạt động (ATL-27).</w:t>
+      </w:r>
+    </w:p>
+    <w:p>
+      <w:pPr>
+        <w:pStyle w:val="ListParagraph"/>
+        <w:numPr>
+          <w:ilvl w:val="0"/>
+          <w:numId w:val="2"/>
+        </w:numPr>
+        <w:spacing w:after="60" w:line="290"/>
+      </w:pPr>
+      <w:r>
+        <w:rPr>
+          <w:rFonts w:ascii="Arial" w:cs="Arial" w:eastAsia="Arial" w:hAnsi="Arial"/>
+          <w:sz w:val="21"/>
+          <w:szCs w:val="21"/>
+        </w:rPr>
+        <w:t xml:space="preserve">Trang chi tiết có mục </w:t>
+      </w:r>
+      <w:r>
+        <w:rPr>
+          <w:rFonts w:ascii="Arial" w:cs="Arial" w:eastAsia="Arial" w:hAnsi="Arial"/>
+          <w:b/>
+          <w:bCs/>
+          <w:sz w:val="21"/>
+          <w:szCs w:val="21"/>
+        </w:rPr>
+        <w:t xml:space="preserve">Nhật ký</w:t>
+      </w:r>
+      <w:r>
+        <w:rPr>
+          <w:rFonts w:ascii="Arial" w:cs="Arial" w:eastAsia="Arial" w:hAnsi="Arial"/>
+          <w:sz w:val="21"/>
+          <w:szCs w:val="21"/>
+        </w:rPr>
+        <w:t xml:space="preserve">: mọi thao tác trên bản ghi này — ai, lúc nào (đến giây), trường nào đổi từ giá trị nào sang giá trị nào, kể cả thao tác từ chứng từ liên quan. Xem ATL-27.</w:t>
       </w:r>
     </w:p>
     <w:sectPr>

--- a/docs/atlas/ATL-16_Phieu-thu-chi.docx
+++ b/docs/atlas/ATL-16_Phieu-thu-chi.docx
@@ -1,6 +1,6 @@
 
 <file path=word/document.xml><?xml version="1.0" encoding="utf-8"?>
-<w:document xmlns:wpc="http://schemas.microsoft.com/office/word/2010/wordprocessingCanvas" xmlns:mc="http://schemas.openxmlformats.org/markup-compatibility/2006" xmlns:o="urn:schemas-microsoft-com:office:office" xmlns:r="http://schemas.openxmlformats.org/officeDocument/2006/relationships" xmlns:m="http://schemas.openxmlformats.org/officeDocument/2006/math" xmlns:v="urn:schemas-microsoft-com:vml" xmlns:wp14="http://schemas.microsoft.com/office/word/2010/wordprocessingDrawing" xmlns:wp="http://schemas.openxmlformats.org/drawingml/2006/wordprocessingDrawing" xmlns:w10="urn:schemas-microsoft-com:office:word" xmlns:w="http://schemas.openxmlformats.org/wordprocessingml/2006/main" xmlns:w14="http://schemas.microsoft.com/office/word/2010/wordml" xmlns:w15="http://schemas.microsoft.com/office/word/2012/wordml" xmlns:wpg="http://schemas.microsoft.com/office/word/2010/wordprocessingGroup" xmlns:wpi="http://schemas.microsoft.com/office/word/2010/wordprocessingInk" xmlns:wne="http://schemas.microsoft.com/office/word/2006/wordml" xmlns:wps="http://schemas.microsoft.com/office/word/2010/wordprocessingShape" xmlns:cx="http://schemas.microsoft.com/office/drawing/2014/chartex" xmlns:cx1="http://schemas.microsoft.com/office/drawing/2015/9/8/chartex" xmlns:cx2="http://schemas.microsoft.com/office/drawing/2015/10/21/chartex" xmlns:cx3="http://schemas.microsoft.com/office/drawing/2016/5/9/chartex" xmlns:cx4="http://schemas.microsoft.com/office/drawing/2016/5/10/chartex" xmlns:cx5="http://schemas.microsoft.com/office/drawing/2016/5/11/chartex" xmlns:cx6="http://schemas.microsoft.com/office/drawing/2016/5/12/chartex" xmlns:cx7="http://schemas.microsoft.com/office/drawing/2016/5/13/chartex" xmlns:cx8="http://schemas.microsoft.com/office/drawing/2016/5/14/chartex" xmlns:aink="http://schemas.microsoft.com/office/drawing/2016/ink" xmlns:am3d="http://schemas.microsoft.com/office/drawing/2017/model3d" xmlns:w16cex="http://schemas.microsoft.com/office/word/2018/wordml/cex" xmlns:w16cid="http://schemas.microsoft.com/office/word/2016/wordml/cid" xmlns:w16="http://schemas.microsoft.com/office/word/2018/wordml" xmlns:w16sdtdh="http://schemas.microsoft.com/office/word/2020/wordml/sdtdatahash" xmlns:w16se="http://schemas.microsoft.com/office/word/2015/wordml/symex" mc:Ignorable="w14 w15 wp14">
+<w:document xmlns:r="http://schemas.openxmlformats.org/officeDocument/2006/relationships" xmlns:w="http://schemas.openxmlformats.org/wordprocessingml/2006/main">
   <w:body>
     <w:p>
       <w:pPr>
@@ -313,7 +313,7 @@
                 <w:sz w:val="19"/>
                 <w:szCs w:val="19"/>
               </w:rPr>
-              <w:t xml:space="preserve">1.1 — 23/10/2026</w:t>
+              <w:t xml:space="preserve">1.2 — 29/10/2026</w:t>
             </w:r>
           </w:p>
         </w:tc>
@@ -386,11 +386,6 @@
         </w:tc>
       </w:tr>
     </w:tbl>
-    <w:p>
-      <w:pPr>
-        <w:spacing w:after="80"/>
-      </w:pPr>
-    </w:p>
     <w:p>
       <w:pPr>
         <w:pStyle w:val="Heading1"/>
@@ -463,7 +458,7 @@
         <w:pStyle w:val="ListParagraph"/>
         <w:numPr>
           <w:ilvl w:val="0"/>
-          <w:numId w:val="2"/>
+          <w:numId w:val="1"/>
         </w:numPr>
         <w:spacing w:after="60" w:line="290"/>
       </w:pPr>
@@ -481,7 +476,7 @@
         <w:pStyle w:val="ListParagraph"/>
         <w:numPr>
           <w:ilvl w:val="0"/>
-          <w:numId w:val="2"/>
+          <w:numId w:val="1"/>
         </w:numPr>
         <w:spacing w:after="60" w:line="290"/>
       </w:pPr>
@@ -522,7 +517,7 @@
           <w:sz w:val="21"/>
           <w:szCs w:val="21"/>
         </w:rPr>
-        <w:t xml:space="preserve">voucher.* (xem, lập, in, huỷ).</w:t>
+        <w:t xml:space="preserve">voucher.view; voucher.create_receipt (phiếu thu); voucher.create_payment (phiếu chi); voucher.cancel (huỷ); voucher.overdraw (chi / huỷ vượt tồn quỹ: CEO, Quản lý); debt.settle (đối trừ chọn tay).</w:t>
       </w:r>
     </w:p>
     <w:p>
@@ -829,6 +824,11 @@
     </w:tbl>
     <w:p>
       <w:pPr>
+        <w:spacing w:after="0" w:line="120" w:lineRule="exact"/>
+      </w:pPr>
+    </w:p>
+    <w:p>
+      <w:pPr>
         <w:spacing w:after="40" w:before="40" w:line="300"/>
         <w:jc w:val="center"/>
       </w:pPr>
@@ -844,7 +844,7 @@
     </w:p>
     <w:tbl>
       <w:tblPr>
-        <w:tblW w:type="dxa" w:w="2100"/>
+        <w:tblW w:type="dxa" w:w="9638"/>
         <w:tblBorders>
           <w:top w:val="single" w:color="auto" w:sz="4"/>
           <w:left w:val="single" w:color="auto" w:sz="4"/>
@@ -855,7 +855,9 @@
         </w:tblBorders>
       </w:tblPr>
       <w:tblGrid>
-        <w:gridCol w:w="2100"/>
+        <w:gridCol w:w="4613"/>
+        <w:gridCol w:w="412"/>
+        <w:gridCol w:w="4613"/>
       </w:tblGrid>
       <w:tr>
         <w:trPr>
@@ -863,7 +865,7 @@
         </w:trPr>
         <w:tc>
           <w:tcPr>
-            <w:tcW w:type="dxa" w:w="2100"/>
+            <w:tcW w:type="dxa" w:w="4613"/>
             <w:tcBorders>
               <w:top w:val="single" w:color="A6A6A6" w:sz="4"/>
               <w:left w:val="single" w:color="A6A6A6" w:sz="4"/>
@@ -892,7 +894,76 @@
                 <w:sz w:val="18"/>
                 <w:szCs w:val="18"/>
               </w:rPr>
-              <w:t xml:space="preserve">Lưu → công nợ &amp; quỹ cập nhật</w:t>
+              <w:t xml:space="preserve">Lưu</w:t>
+            </w:r>
+          </w:p>
+        </w:tc>
+        <w:tc>
+          <w:tcPr>
+            <w:tcW w:type="dxa" w:w="412"/>
+            <w:tcBorders>
+              <w:top w:val="none" w:color="FFFFFF" w:sz="0"/>
+              <w:left w:val="none" w:color="FFFFFF" w:sz="0"/>
+              <w:bottom w:val="none" w:color="FFFFFF" w:sz="0"/>
+              <w:right w:val="none" w:color="FFFFFF" w:sz="0"/>
+            </w:tcBorders>
+            <w:tcMar>
+              <w:top w:type="dxa" w:w="60"/>
+              <w:left w:type="dxa" w:w="100"/>
+              <w:bottom w:type="dxa" w:w="60"/>
+              <w:right w:type="dxa" w:w="100"/>
+            </w:tcMar>
+            <w:vAlign w:val="center"/>
+          </w:tcPr>
+          <w:p>
+            <w:pPr>
+              <w:spacing w:after="20" w:line="270"/>
+              <w:jc w:val="center"/>
+            </w:pPr>
+            <w:r>
+              <w:rPr>
+                <w:rFonts w:ascii="Arial" w:cs="Arial" w:eastAsia="Arial" w:hAnsi="Arial"/>
+                <w:b/>
+                <w:bCs/>
+                <w:sz w:val="26"/>
+                <w:szCs w:val="26"/>
+              </w:rPr>
+              <w:t xml:space="preserve">→</w:t>
+            </w:r>
+          </w:p>
+        </w:tc>
+        <w:tc>
+          <w:tcPr>
+            <w:tcW w:type="dxa" w:w="4613"/>
+            <w:tcBorders>
+              <w:top w:val="single" w:color="A6A6A6" w:sz="4"/>
+              <w:left w:val="single" w:color="A6A6A6" w:sz="4"/>
+              <w:bottom w:val="single" w:color="A6A6A6" w:sz="4"/>
+              <w:right w:val="single" w:color="A6A6A6" w:sz="4"/>
+            </w:tcBorders>
+            <w:shd w:fill="DEEAF6" w:color="auto" w:val="clear"/>
+            <w:tcMar>
+              <w:top w:type="dxa" w:w="60"/>
+              <w:left w:type="dxa" w:w="100"/>
+              <w:bottom w:type="dxa" w:w="60"/>
+              <w:right w:type="dxa" w:w="100"/>
+            </w:tcMar>
+            <w:vAlign w:val="center"/>
+          </w:tcPr>
+          <w:p>
+            <w:pPr>
+              <w:spacing w:after="20" w:line="270"/>
+              <w:jc w:val="center"/>
+            </w:pPr>
+            <w:r>
+              <w:rPr>
+                <w:rFonts w:ascii="Arial" w:cs="Arial" w:eastAsia="Arial" w:hAnsi="Arial"/>
+                <w:b/>
+                <w:bCs/>
+                <w:sz w:val="18"/>
+                <w:szCs w:val="18"/>
+              </w:rPr>
+              <w:t xml:space="preserve">công nợ &amp; quỹ cập nhật</w:t>
             </w:r>
           </w:p>
         </w:tc>
@@ -900,7 +971,7 @@
     </w:tbl>
     <w:p>
       <w:pPr>
-        <w:spacing w:after="80"/>
+        <w:spacing w:after="0" w:line="120" w:lineRule="exact"/>
       </w:pPr>
     </w:p>
     <w:tbl>
@@ -916,10 +987,10 @@
         </w:tblBorders>
       </w:tblPr>
       <w:tblGrid>
-        <w:gridCol w:w="596"/>
-        <w:gridCol w:w="1490"/>
-        <w:gridCol w:w="3974"/>
-        <w:gridCol w:w="3578"/>
+        <w:gridCol w:w="660"/>
+        <w:gridCol w:w="1100"/>
+        <w:gridCol w:w="2996"/>
+        <w:gridCol w:w="4882"/>
       </w:tblGrid>
       <w:tr>
         <w:trPr>
@@ -928,7 +999,7 @@
         </w:trPr>
         <w:tc>
           <w:tcPr>
-            <w:tcW w:type="dxa" w:w="596"/>
+            <w:tcW w:type="dxa" w:w="660"/>
             <w:tcBorders>
               <w:top w:val="single" w:color="A6A6A6" w:sz="4"/>
               <w:left w:val="single" w:color="A6A6A6" w:sz="4"/>
@@ -962,7 +1033,7 @@
         </w:tc>
         <w:tc>
           <w:tcPr>
-            <w:tcW w:type="dxa" w:w="1490"/>
+            <w:tcW w:type="dxa" w:w="1100"/>
             <w:tcBorders>
               <w:top w:val="single" w:color="A6A6A6" w:sz="4"/>
               <w:left w:val="single" w:color="A6A6A6" w:sz="4"/>
@@ -996,7 +1067,7 @@
         </w:tc>
         <w:tc>
           <w:tcPr>
-            <w:tcW w:type="dxa" w:w="3974"/>
+            <w:tcW w:type="dxa" w:w="2996"/>
             <w:tcBorders>
               <w:top w:val="single" w:color="A6A6A6" w:sz="4"/>
               <w:left w:val="single" w:color="A6A6A6" w:sz="4"/>
@@ -1030,7 +1101,7 @@
         </w:tc>
         <w:tc>
           <w:tcPr>
-            <w:tcW w:type="dxa" w:w="3578"/>
+            <w:tcW w:type="dxa" w:w="4882"/>
             <w:tcBorders>
               <w:top w:val="single" w:color="A6A6A6" w:sz="4"/>
               <w:left w:val="single" w:color="A6A6A6" w:sz="4"/>
@@ -1069,7 +1140,7 @@
         </w:trPr>
         <w:tc>
           <w:tcPr>
-            <w:tcW w:type="dxa" w:w="596"/>
+            <w:tcW w:type="dxa" w:w="660"/>
             <w:tcBorders>
               <w:top w:val="single" w:color="A6A6A6" w:sz="4"/>
               <w:left w:val="single" w:color="A6A6A6" w:sz="4"/>
@@ -1100,7 +1171,7 @@
         </w:tc>
         <w:tc>
           <w:tcPr>
-            <w:tcW w:type="dxa" w:w="1490"/>
+            <w:tcW w:type="dxa" w:w="1100"/>
             <w:tcBorders>
               <w:top w:val="single" w:color="A6A6A6" w:sz="4"/>
               <w:left w:val="single" w:color="A6A6A6" w:sz="4"/>
@@ -1131,7 +1202,7 @@
         </w:tc>
         <w:tc>
           <w:tcPr>
-            <w:tcW w:type="dxa" w:w="3974"/>
+            <w:tcW w:type="dxa" w:w="2996"/>
             <w:tcBorders>
               <w:top w:val="single" w:color="A6A6A6" w:sz="4"/>
               <w:left w:val="single" w:color="A6A6A6" w:sz="4"/>
@@ -1162,7 +1233,7 @@
         </w:tc>
         <w:tc>
           <w:tcPr>
-            <w:tcW w:type="dxa" w:w="3578"/>
+            <w:tcW w:type="dxa" w:w="4882"/>
             <w:tcBorders>
               <w:top w:val="single" w:color="A6A6A6" w:sz="4"/>
               <w:left w:val="single" w:color="A6A6A6" w:sz="4"/>
@@ -1198,7 +1269,7 @@
         </w:trPr>
         <w:tc>
           <w:tcPr>
-            <w:tcW w:type="dxa" w:w="596"/>
+            <w:tcW w:type="dxa" w:w="660"/>
             <w:tcBorders>
               <w:top w:val="single" w:color="A6A6A6" w:sz="4"/>
               <w:left w:val="single" w:color="A6A6A6" w:sz="4"/>
@@ -1229,7 +1300,7 @@
         </w:tc>
         <w:tc>
           <w:tcPr>
-            <w:tcW w:type="dxa" w:w="1490"/>
+            <w:tcW w:type="dxa" w:w="1100"/>
             <w:tcBorders>
               <w:top w:val="single" w:color="A6A6A6" w:sz="4"/>
               <w:left w:val="single" w:color="A6A6A6" w:sz="4"/>
@@ -1260,38 +1331,38 @@
         </w:tc>
         <w:tc>
           <w:tcPr>
-            <w:tcW w:type="dxa" w:w="3974"/>
-            <w:tcBorders>
-              <w:top w:val="single" w:color="A6A6A6" w:sz="4"/>
-              <w:left w:val="single" w:color="A6A6A6" w:sz="4"/>
-              <w:bottom w:val="single" w:color="A6A6A6" w:sz="4"/>
-              <w:right w:val="single" w:color="A6A6A6" w:sz="4"/>
-            </w:tcBorders>
-            <w:tcMar>
-              <w:top w:type="dxa" w:w="60"/>
-              <w:left w:type="dxa" w:w="100"/>
-              <w:bottom w:type="dxa" w:w="60"/>
-              <w:right w:type="dxa" w:w="100"/>
-            </w:tcMar>
-            <w:vAlign w:val="top"/>
-          </w:tcPr>
-          <w:p>
-            <w:pPr>
-              <w:spacing w:after="20" w:line="270"/>
-            </w:pPr>
-            <w:r>
-              <w:rPr>
-                <w:rFonts w:ascii="Arial" w:cs="Arial" w:eastAsia="Arial" w:hAnsi="Arial"/>
-                <w:sz w:val="19"/>
-                <w:szCs w:val="19"/>
-              </w:rPr>
-              <w:t xml:space="preserve">Chọn ngày, loại thu chi, tài khoản nhận/chi tiền (mặc định tài khoản và loại mặc định), đối tác.</w:t>
-            </w:r>
-          </w:p>
-        </w:tc>
-        <w:tc>
-          <w:tcPr>
-            <w:tcW w:type="dxa" w:w="3578"/>
+            <w:tcW w:type="dxa" w:w="2996"/>
+            <w:tcBorders>
+              <w:top w:val="single" w:color="A6A6A6" w:sz="4"/>
+              <w:left w:val="single" w:color="A6A6A6" w:sz="4"/>
+              <w:bottom w:val="single" w:color="A6A6A6" w:sz="4"/>
+              <w:right w:val="single" w:color="A6A6A6" w:sz="4"/>
+            </w:tcBorders>
+            <w:tcMar>
+              <w:top w:type="dxa" w:w="60"/>
+              <w:left w:type="dxa" w:w="100"/>
+              <w:bottom w:type="dxa" w:w="60"/>
+              <w:right w:type="dxa" w:w="100"/>
+            </w:tcMar>
+            <w:vAlign w:val="top"/>
+          </w:tcPr>
+          <w:p>
+            <w:pPr>
+              <w:spacing w:after="20" w:line="270"/>
+            </w:pPr>
+            <w:r>
+              <w:rPr>
+                <w:rFonts w:ascii="Arial" w:cs="Arial" w:eastAsia="Arial" w:hAnsi="Arial"/>
+                <w:sz w:val="19"/>
+                <w:szCs w:val="19"/>
+              </w:rPr>
+              <w:t xml:space="preserve">Chọn ngày (không sau hôm nay, không thuộc kỳ khoá sổ), loại thu chi, tài khoản nhận/chi tiền (mặc định tài khoản và loại mặc định), đối tác (ô chọn có tìm theo mã, tên, điện thoại).</w:t>
+            </w:r>
+          </w:p>
+        </w:tc>
+        <w:tc>
+          <w:tcPr>
+            <w:tcW w:type="dxa" w:w="4882"/>
             <w:tcBorders>
               <w:top w:val="single" w:color="A6A6A6" w:sz="4"/>
               <w:left w:val="single" w:color="A6A6A6" w:sz="4"/>
@@ -1327,7 +1398,7 @@
         </w:trPr>
         <w:tc>
           <w:tcPr>
-            <w:tcW w:type="dxa" w:w="596"/>
+            <w:tcW w:type="dxa" w:w="660"/>
             <w:tcBorders>
               <w:top w:val="single" w:color="A6A6A6" w:sz="4"/>
               <w:left w:val="single" w:color="A6A6A6" w:sz="4"/>
@@ -1358,7 +1429,7 @@
         </w:tc>
         <w:tc>
           <w:tcPr>
-            <w:tcW w:type="dxa" w:w="1490"/>
+            <w:tcW w:type="dxa" w:w="1100"/>
             <w:tcBorders>
               <w:top w:val="single" w:color="A6A6A6" w:sz="4"/>
               <w:left w:val="single" w:color="A6A6A6" w:sz="4"/>
@@ -1389,7 +1460,7 @@
         </w:tc>
         <w:tc>
           <w:tcPr>
-            <w:tcW w:type="dxa" w:w="3974"/>
+            <w:tcW w:type="dxa" w:w="2996"/>
             <w:tcBorders>
               <w:top w:val="single" w:color="A6A6A6" w:sz="4"/>
               <w:left w:val="single" w:color="A6A6A6" w:sz="4"/>
@@ -1420,7 +1491,7 @@
         </w:tc>
         <w:tc>
           <w:tcPr>
-            <w:tcW w:type="dxa" w:w="3578"/>
+            <w:tcW w:type="dxa" w:w="4882"/>
             <w:tcBorders>
               <w:top w:val="single" w:color="A6A6A6" w:sz="4"/>
               <w:left w:val="single" w:color="A6A6A6" w:sz="4"/>
@@ -1456,7 +1527,7 @@
         </w:trPr>
         <w:tc>
           <w:tcPr>
-            <w:tcW w:type="dxa" w:w="596"/>
+            <w:tcW w:type="dxa" w:w="660"/>
             <w:tcBorders>
               <w:top w:val="single" w:color="A6A6A6" w:sz="4"/>
               <w:left w:val="single" w:color="A6A6A6" w:sz="4"/>
@@ -1487,7 +1558,7 @@
         </w:tc>
         <w:tc>
           <w:tcPr>
-            <w:tcW w:type="dxa" w:w="1490"/>
+            <w:tcW w:type="dxa" w:w="1100"/>
             <w:tcBorders>
               <w:top w:val="single" w:color="A6A6A6" w:sz="4"/>
               <w:left w:val="single" w:color="A6A6A6" w:sz="4"/>
@@ -1518,7 +1589,7 @@
         </w:tc>
         <w:tc>
           <w:tcPr>
-            <w:tcW w:type="dxa" w:w="3974"/>
+            <w:tcW w:type="dxa" w:w="2996"/>
             <w:tcBorders>
               <w:top w:val="single" w:color="A6A6A6" w:sz="4"/>
               <w:left w:val="single" w:color="A6A6A6" w:sz="4"/>
@@ -1549,7 +1620,7 @@
         </w:tc>
         <w:tc>
           <w:tcPr>
-            <w:tcW w:type="dxa" w:w="3578"/>
+            <w:tcW w:type="dxa" w:w="4882"/>
             <w:tcBorders>
               <w:top w:val="single" w:color="A6A6A6" w:sz="4"/>
               <w:left w:val="single" w:color="A6A6A6" w:sz="4"/>
@@ -1585,7 +1656,7 @@
         </w:trPr>
         <w:tc>
           <w:tcPr>
-            <w:tcW w:type="dxa" w:w="596"/>
+            <w:tcW w:type="dxa" w:w="660"/>
             <w:tcBorders>
               <w:top w:val="single" w:color="A6A6A6" w:sz="4"/>
               <w:left w:val="single" w:color="A6A6A6" w:sz="4"/>
@@ -1616,7 +1687,7 @@
         </w:tc>
         <w:tc>
           <w:tcPr>
-            <w:tcW w:type="dxa" w:w="1490"/>
+            <w:tcW w:type="dxa" w:w="1100"/>
             <w:tcBorders>
               <w:top w:val="single" w:color="A6A6A6" w:sz="4"/>
               <w:left w:val="single" w:color="A6A6A6" w:sz="4"/>
@@ -1647,7 +1718,7 @@
         </w:tc>
         <w:tc>
           <w:tcPr>
-            <w:tcW w:type="dxa" w:w="3974"/>
+            <w:tcW w:type="dxa" w:w="2996"/>
             <w:tcBorders>
               <w:top w:val="single" w:color="A6A6A6" w:sz="4"/>
               <w:left w:val="single" w:color="A6A6A6" w:sz="4"/>
@@ -1678,32 +1749,32 @@
         </w:tc>
         <w:tc>
           <w:tcPr>
-            <w:tcW w:type="dxa" w:w="3578"/>
-            <w:tcBorders>
-              <w:top w:val="single" w:color="A6A6A6" w:sz="4"/>
-              <w:left w:val="single" w:color="A6A6A6" w:sz="4"/>
-              <w:bottom w:val="single" w:color="A6A6A6" w:sz="4"/>
-              <w:right w:val="single" w:color="A6A6A6" w:sz="4"/>
-            </w:tcBorders>
-            <w:tcMar>
-              <w:top w:type="dxa" w:w="60"/>
-              <w:left w:type="dxa" w:w="100"/>
-              <w:bottom w:type="dxa" w:w="60"/>
-              <w:right w:type="dxa" w:w="100"/>
-            </w:tcMar>
-            <w:vAlign w:val="top"/>
-          </w:tcPr>
-          <w:p>
-            <w:pPr>
-              <w:spacing w:after="20" w:line="270"/>
-            </w:pPr>
-            <w:r>
-              <w:rPr>
-                <w:rFonts w:ascii="Arial" w:cs="Arial" w:eastAsia="Arial" w:hAnsi="Arial"/>
-                <w:sz w:val="19"/>
-                <w:szCs w:val="19"/>
-              </w:rPr>
-              <w:t xml:space="preserve">Cấp số PT… / PC…; số dư tài khoản đổi; công nợ cập nhật; quay lại nơi gọi kèm thông báo.</w:t>
+            <w:tcW w:type="dxa" w:w="4882"/>
+            <w:tcBorders>
+              <w:top w:val="single" w:color="A6A6A6" w:sz="4"/>
+              <w:left w:val="single" w:color="A6A6A6" w:sz="4"/>
+              <w:bottom w:val="single" w:color="A6A6A6" w:sz="4"/>
+              <w:right w:val="single" w:color="A6A6A6" w:sz="4"/>
+            </w:tcBorders>
+            <w:tcMar>
+              <w:top w:type="dxa" w:w="60"/>
+              <w:left w:type="dxa" w:w="100"/>
+              <w:bottom w:type="dxa" w:w="60"/>
+              <w:right w:type="dxa" w:w="100"/>
+            </w:tcMar>
+            <w:vAlign w:val="top"/>
+          </w:tcPr>
+          <w:p>
+            <w:pPr>
+              <w:spacing w:after="20" w:line="270"/>
+            </w:pPr>
+            <w:r>
+              <w:rPr>
+                <w:rFonts w:ascii="Arial" w:cs="Arial" w:eastAsia="Arial" w:hAnsi="Arial"/>
+                <w:sz w:val="19"/>
+                <w:szCs w:val="19"/>
+              </w:rPr>
+              <w:t xml:space="preserve">Cấp số PT… / PC…; phiếu chi bị từ chối nếu tồn quỹ của tài khoản (tại ngày phiếu và hiện tại) không đủ, trừ người có quyền Chi vượt tồn quỹ; số dư tài khoản đổi; công nợ cập nhật; quay lại nơi gọi kèm thông báo.</w:t>
             </w:r>
           </w:p>
         </w:tc>
@@ -1714,7 +1785,7 @@
         </w:trPr>
         <w:tc>
           <w:tcPr>
-            <w:tcW w:type="dxa" w:w="596"/>
+            <w:tcW w:type="dxa" w:w="660"/>
             <w:tcBorders>
               <w:top w:val="single" w:color="A6A6A6" w:sz="4"/>
               <w:left w:val="single" w:color="A6A6A6" w:sz="4"/>
@@ -1745,7 +1816,7 @@
         </w:tc>
         <w:tc>
           <w:tcPr>
-            <w:tcW w:type="dxa" w:w="1490"/>
+            <w:tcW w:type="dxa" w:w="1100"/>
             <w:tcBorders>
               <w:top w:val="single" w:color="A6A6A6" w:sz="4"/>
               <w:left w:val="single" w:color="A6A6A6" w:sz="4"/>
@@ -1776,7 +1847,7 @@
         </w:tc>
         <w:tc>
           <w:tcPr>
-            <w:tcW w:type="dxa" w:w="3974"/>
+            <w:tcW w:type="dxa" w:w="2996"/>
             <w:tcBorders>
               <w:top w:val="single" w:color="A6A6A6" w:sz="4"/>
               <w:left w:val="single" w:color="A6A6A6" w:sz="4"/>
@@ -1807,7 +1878,7 @@
         </w:tc>
         <w:tc>
           <w:tcPr>
-            <w:tcW w:type="dxa" w:w="3578"/>
+            <w:tcW w:type="dxa" w:w="4882"/>
             <w:tcBorders>
               <w:top w:val="single" w:color="A6A6A6" w:sz="4"/>
               <w:left w:val="single" w:color="A6A6A6" w:sz="4"/>
@@ -1843,7 +1914,7 @@
         </w:trPr>
         <w:tc>
           <w:tcPr>
-            <w:tcW w:type="dxa" w:w="596"/>
+            <w:tcW w:type="dxa" w:w="660"/>
             <w:tcBorders>
               <w:top w:val="single" w:color="A6A6A6" w:sz="4"/>
               <w:left w:val="single" w:color="A6A6A6" w:sz="4"/>
@@ -1874,7 +1945,7 @@
         </w:tc>
         <w:tc>
           <w:tcPr>
-            <w:tcW w:type="dxa" w:w="1490"/>
+            <w:tcW w:type="dxa" w:w="1100"/>
             <w:tcBorders>
               <w:top w:val="single" w:color="A6A6A6" w:sz="4"/>
               <w:left w:val="single" w:color="A6A6A6" w:sz="4"/>
@@ -1905,7 +1976,7 @@
         </w:tc>
         <w:tc>
           <w:tcPr>
-            <w:tcW w:type="dxa" w:w="3974"/>
+            <w:tcW w:type="dxa" w:w="2996"/>
             <w:tcBorders>
               <w:top w:val="single" w:color="A6A6A6" w:sz="4"/>
               <w:left w:val="single" w:color="A6A6A6" w:sz="4"/>
@@ -1936,37 +2007,42 @@
         </w:tc>
         <w:tc>
           <w:tcPr>
-            <w:tcW w:type="dxa" w:w="3578"/>
-            <w:tcBorders>
-              <w:top w:val="single" w:color="A6A6A6" w:sz="4"/>
-              <w:left w:val="single" w:color="A6A6A6" w:sz="4"/>
-              <w:bottom w:val="single" w:color="A6A6A6" w:sz="4"/>
-              <w:right w:val="single" w:color="A6A6A6" w:sz="4"/>
-            </w:tcBorders>
-            <w:tcMar>
-              <w:top w:type="dxa" w:w="60"/>
-              <w:left w:type="dxa" w:w="100"/>
-              <w:bottom w:type="dxa" w:w="60"/>
-              <w:right w:type="dxa" w:w="100"/>
-            </w:tcMar>
-            <w:vAlign w:val="top"/>
-          </w:tcPr>
-          <w:p>
-            <w:pPr>
-              <w:spacing w:after="20" w:line="270"/>
-            </w:pPr>
-            <w:r>
-              <w:rPr>
-                <w:rFonts w:ascii="Arial" w:cs="Arial" w:eastAsia="Arial" w:hAnsi="Arial"/>
-                <w:sz w:val="19"/>
-                <w:szCs w:val="19"/>
-              </w:rPr>
-              <w:t xml:space="preserve">Phiếu giữ lại (hiện khi bật "Hiện phiếu đã huỷ"); không tính vào số dư quỹ, báo cáo và đối trừ; công nợ tự mở lại.</w:t>
+            <w:tcW w:type="dxa" w:w="4882"/>
+            <w:tcBorders>
+              <w:top w:val="single" w:color="A6A6A6" w:sz="4"/>
+              <w:left w:val="single" w:color="A6A6A6" w:sz="4"/>
+              <w:bottom w:val="single" w:color="A6A6A6" w:sz="4"/>
+              <w:right w:val="single" w:color="A6A6A6" w:sz="4"/>
+            </w:tcBorders>
+            <w:tcMar>
+              <w:top w:type="dxa" w:w="60"/>
+              <w:left w:type="dxa" w:w="100"/>
+              <w:bottom w:type="dxa" w:w="60"/>
+              <w:right w:type="dxa" w:w="100"/>
+            </w:tcMar>
+            <w:vAlign w:val="top"/>
+          </w:tcPr>
+          <w:p>
+            <w:pPr>
+              <w:spacing w:after="20" w:line="270"/>
+            </w:pPr>
+            <w:r>
+              <w:rPr>
+                <w:rFonts w:ascii="Arial" w:cs="Arial" w:eastAsia="Arial" w:hAnsi="Arial"/>
+                <w:sz w:val="19"/>
+                <w:szCs w:val="19"/>
+              </w:rPr>
+              <w:t xml:space="preserve">Phiếu giữ lại (hiện khi bật "Hiện phiếu đã huỷ"); không tính vào số dư quỹ, báo cáo và đối trừ; công nợ tự mở lại. Huỷ phiếu thu làm tiền ra khỏi quỹ nên cũng kiểm tồn quỹ như phiếu chi.</w:t>
             </w:r>
           </w:p>
         </w:tc>
       </w:tr>
     </w:tbl>
+    <w:p>
+      <w:pPr>
+        <w:spacing w:after="60"/>
+      </w:pPr>
+    </w:p>
     <w:p>
       <w:pPr>
         <w:pStyle w:val="Heading1"/>
@@ -1998,8 +2074,8 @@
         </w:tblBorders>
       </w:tblPr>
       <w:tblGrid>
-        <w:gridCol w:w="2409"/>
-        <w:gridCol w:w="7229"/>
+        <w:gridCol w:w="1430"/>
+        <w:gridCol w:w="8208"/>
       </w:tblGrid>
       <w:tr>
         <w:trPr>
@@ -2008,7 +2084,7 @@
         </w:trPr>
         <w:tc>
           <w:tcPr>
-            <w:tcW w:type="dxa" w:w="2409"/>
+            <w:tcW w:type="dxa" w:w="1430"/>
             <w:tcBorders>
               <w:top w:val="single" w:color="A6A6A6" w:sz="4"/>
               <w:left w:val="single" w:color="A6A6A6" w:sz="4"/>
@@ -2042,7 +2118,7 @@
         </w:tc>
         <w:tc>
           <w:tcPr>
-            <w:tcW w:type="dxa" w:w="7229"/>
+            <w:tcW w:type="dxa" w:w="8208"/>
             <w:tcBorders>
               <w:top w:val="single" w:color="A6A6A6" w:sz="4"/>
               <w:left w:val="single" w:color="A6A6A6" w:sz="4"/>
@@ -2081,7 +2157,7 @@
         </w:trPr>
         <w:tc>
           <w:tcPr>
-            <w:tcW w:type="dxa" w:w="2409"/>
+            <w:tcW w:type="dxa" w:w="1430"/>
             <w:tcBorders>
               <w:top w:val="single" w:color="A6A6A6" w:sz="4"/>
               <w:left w:val="single" w:color="A6A6A6" w:sz="4"/>
@@ -2112,32 +2188,32 @@
         </w:tc>
         <w:tc>
           <w:tcPr>
-            <w:tcW w:type="dxa" w:w="7229"/>
-            <w:tcBorders>
-              <w:top w:val="single" w:color="A6A6A6" w:sz="4"/>
-              <w:left w:val="single" w:color="A6A6A6" w:sz="4"/>
-              <w:bottom w:val="single" w:color="A6A6A6" w:sz="4"/>
-              <w:right w:val="single" w:color="A6A6A6" w:sz="4"/>
-            </w:tcBorders>
-            <w:tcMar>
-              <w:top w:type="dxa" w:w="60"/>
-              <w:left w:type="dxa" w:w="100"/>
-              <w:bottom w:type="dxa" w:w="60"/>
-              <w:right w:type="dxa" w:w="100"/>
-            </w:tcMar>
-            <w:vAlign w:val="top"/>
-          </w:tcPr>
-          <w:p>
-            <w:pPr>
-              <w:spacing w:after="20" w:line="270"/>
-            </w:pPr>
-            <w:r>
-              <w:rPr>
-                <w:rFonts w:ascii="Arial" w:cs="Arial" w:eastAsia="Arial" w:hAnsi="Arial"/>
-                <w:sz w:val="19"/>
-                <w:szCs w:val="19"/>
-              </w:rPr>
-              <w:t xml:space="preserve">Tìm số phiếu, đối tượng, diễn giải; lọc Thu hoặc chi, Hình thức (tiền mặt / chuyển khoản), Tài khoản, Loại thu chi, Người lập, Số tiền, Kỳ, "Hiện phiếu đã huỷ"; chip bộ lọc; tổng Tổng thu, Tổng chi, Thu − Chi trong kỳ, Tồn quỹ; xuất Excel; nút sang Tài khoản tiền và Loại thu chi. Cột: Số phiếu, Ngày, Loại, Đối tượng, Tài khoản, Số tiền, Đã đối trừ, Diễn giải, Người lập.</w:t>
+            <w:tcW w:type="dxa" w:w="8208"/>
+            <w:tcBorders>
+              <w:top w:val="single" w:color="A6A6A6" w:sz="4"/>
+              <w:left w:val="single" w:color="A6A6A6" w:sz="4"/>
+              <w:bottom w:val="single" w:color="A6A6A6" w:sz="4"/>
+              <w:right w:val="single" w:color="A6A6A6" w:sz="4"/>
+            </w:tcBorders>
+            <w:tcMar>
+              <w:top w:type="dxa" w:w="60"/>
+              <w:left w:type="dxa" w:w="100"/>
+              <w:bottom w:type="dxa" w:w="60"/>
+              <w:right w:type="dxa" w:w="100"/>
+            </w:tcMar>
+            <w:vAlign w:val="top"/>
+          </w:tcPr>
+          <w:p>
+            <w:pPr>
+              <w:spacing w:after="20" w:line="270"/>
+            </w:pPr>
+            <w:r>
+              <w:rPr>
+                <w:rFonts w:ascii="Arial" w:cs="Arial" w:eastAsia="Arial" w:hAnsi="Arial"/>
+                <w:sz w:val="19"/>
+                <w:szCs w:val="19"/>
+              </w:rPr>
+              <w:t xml:space="preserve">Phân trang trên máy chủ (lúc đăng nhập nạp 90 ngày gần nhất; phiếu cũ đọc khi cần); thẻ tổng của kỳ tính trên máy chủ. Tìm không dấu số phiếu, đối tượng, diễn giải; lọc Thu hoặc chi, Hình thức (tiền mặt / chuyển khoản), Tài khoản, Loại thu chi, Người lập, Số tiền, Kỳ, "Hiện phiếu đã huỷ"; chip bộ lọc; tổng Tổng thu, Tổng chi, Thu − Chi trong kỳ, Tồn quỹ; xuất Excel; nút sang Tài khoản tiền và Loại thu chi. Cột: Số phiếu, Ngày, Loại, Đối tượng, Tài khoản, Số tiền, Đã đối trừ, Diễn giải, Người lập.</w:t>
             </w:r>
           </w:p>
         </w:tc>
@@ -2148,7 +2224,7 @@
         </w:trPr>
         <w:tc>
           <w:tcPr>
-            <w:tcW w:type="dxa" w:w="2409"/>
+            <w:tcW w:type="dxa" w:w="1430"/>
             <w:tcBorders>
               <w:top w:val="single" w:color="A6A6A6" w:sz="4"/>
               <w:left w:val="single" w:color="A6A6A6" w:sz="4"/>
@@ -2179,7 +2255,7 @@
         </w:tc>
         <w:tc>
           <w:tcPr>
-            <w:tcW w:type="dxa" w:w="7229"/>
+            <w:tcW w:type="dxa" w:w="8208"/>
             <w:tcBorders>
               <w:top w:val="single" w:color="A6A6A6" w:sz="4"/>
               <w:left w:val="single" w:color="A6A6A6" w:sz="4"/>
@@ -2215,7 +2291,7 @@
         </w:trPr>
         <w:tc>
           <w:tcPr>
-            <w:tcW w:type="dxa" w:w="2409"/>
+            <w:tcW w:type="dxa" w:w="1430"/>
             <w:tcBorders>
               <w:top w:val="single" w:color="A6A6A6" w:sz="4"/>
               <w:left w:val="single" w:color="A6A6A6" w:sz="4"/>
@@ -2246,7 +2322,7 @@
         </w:tc>
         <w:tc>
           <w:tcPr>
-            <w:tcW w:type="dxa" w:w="7229"/>
+            <w:tcW w:type="dxa" w:w="8208"/>
             <w:tcBorders>
               <w:top w:val="single" w:color="A6A6A6" w:sz="4"/>
               <w:left w:val="single" w:color="A6A6A6" w:sz="4"/>
@@ -2282,7 +2358,7 @@
         </w:trPr>
         <w:tc>
           <w:tcPr>
-            <w:tcW w:type="dxa" w:w="2409"/>
+            <w:tcW w:type="dxa" w:w="1430"/>
             <w:tcBorders>
               <w:top w:val="single" w:color="A6A6A6" w:sz="4"/>
               <w:left w:val="single" w:color="A6A6A6" w:sz="4"/>
@@ -2313,37 +2389,42 @@
         </w:tc>
         <w:tc>
           <w:tcPr>
-            <w:tcW w:type="dxa" w:w="7229"/>
-            <w:tcBorders>
-              <w:top w:val="single" w:color="A6A6A6" w:sz="4"/>
-              <w:left w:val="single" w:color="A6A6A6" w:sz="4"/>
-              <w:bottom w:val="single" w:color="A6A6A6" w:sz="4"/>
-              <w:right w:val="single" w:color="A6A6A6" w:sz="4"/>
-            </w:tcBorders>
-            <w:tcMar>
-              <w:top w:type="dxa" w:w="60"/>
-              <w:left w:type="dxa" w:w="100"/>
-              <w:bottom w:type="dxa" w:w="60"/>
-              <w:right w:type="dxa" w:w="100"/>
-            </w:tcMar>
-            <w:vAlign w:val="top"/>
-          </w:tcPr>
-          <w:p>
-            <w:pPr>
-              <w:spacing w:after="20" w:line="270"/>
-            </w:pPr>
-            <w:r>
-              <w:rPr>
-                <w:rFonts w:ascii="Arial" w:cs="Arial" w:eastAsia="Arial" w:hAnsi="Arial"/>
-                <w:sz w:val="19"/>
-                <w:szCs w:val="19"/>
-              </w:rPr>
-              <w:t xml:space="preserve">Chi tiết phiếu, bảng đã đối trừ vào chứng từ nào, nút In, Huỷ.</w:t>
+            <w:tcW w:type="dxa" w:w="8208"/>
+            <w:tcBorders>
+              <w:top w:val="single" w:color="A6A6A6" w:sz="4"/>
+              <w:left w:val="single" w:color="A6A6A6" w:sz="4"/>
+              <w:bottom w:val="single" w:color="A6A6A6" w:sz="4"/>
+              <w:right w:val="single" w:color="A6A6A6" w:sz="4"/>
+            </w:tcBorders>
+            <w:tcMar>
+              <w:top w:type="dxa" w:w="60"/>
+              <w:left w:type="dxa" w:w="100"/>
+              <w:bottom w:type="dxa" w:w="60"/>
+              <w:right w:type="dxa" w:w="100"/>
+            </w:tcMar>
+            <w:vAlign w:val="top"/>
+          </w:tcPr>
+          <w:p>
+            <w:pPr>
+              <w:spacing w:after="20" w:line="270"/>
+            </w:pPr>
+            <w:r>
+              <w:rPr>
+                <w:rFonts w:ascii="Arial" w:cs="Arial" w:eastAsia="Arial" w:hAnsi="Arial"/>
+                <w:sz w:val="19"/>
+                <w:szCs w:val="19"/>
+              </w:rPr>
+              <w:t xml:space="preserve">Chi tiết phiếu, đơn / đợt giao nguồn (phiếu Thu tiền ngay), bảng đã đối trừ vào chứng từ nào, nút In phiếu (A4 / A5 / K80), Huỷ, tab Nhật ký.</w:t>
             </w:r>
           </w:p>
         </w:tc>
       </w:tr>
     </w:tbl>
+    <w:p>
+      <w:pPr>
+        <w:spacing w:after="60"/>
+      </w:pPr>
+    </w:p>
     <w:p>
       <w:pPr>
         <w:pStyle w:val="Heading1"/>
@@ -2375,9 +2456,9 @@
         </w:tblBorders>
       </w:tblPr>
       <w:tblGrid>
-        <w:gridCol w:w="2007"/>
-        <w:gridCol w:w="4015"/>
-        <w:gridCol w:w="3616"/>
+        <w:gridCol w:w="1048"/>
+        <w:gridCol w:w="5761"/>
+        <w:gridCol w:w="2829"/>
       </w:tblGrid>
       <w:tr>
         <w:trPr>
@@ -2386,7 +2467,7 @@
         </w:trPr>
         <w:tc>
           <w:tcPr>
-            <w:tcW w:type="dxa" w:w="2007"/>
+            <w:tcW w:type="dxa" w:w="1048"/>
             <w:tcBorders>
               <w:top w:val="single" w:color="A6A6A6" w:sz="4"/>
               <w:left w:val="single" w:color="A6A6A6" w:sz="4"/>
@@ -2420,7 +2501,7 @@
         </w:tc>
         <w:tc>
           <w:tcPr>
-            <w:tcW w:type="dxa" w:w="4015"/>
+            <w:tcW w:type="dxa" w:w="5761"/>
             <w:tcBorders>
               <w:top w:val="single" w:color="A6A6A6" w:sz="4"/>
               <w:left w:val="single" w:color="A6A6A6" w:sz="4"/>
@@ -2454,7 +2535,7 @@
         </w:tc>
         <w:tc>
           <w:tcPr>
-            <w:tcW w:type="dxa" w:w="3616"/>
+            <w:tcW w:type="dxa" w:w="2829"/>
             <w:tcBorders>
               <w:top w:val="single" w:color="A6A6A6" w:sz="4"/>
               <w:left w:val="single" w:color="A6A6A6" w:sz="4"/>
@@ -2493,7 +2574,7 @@
         </w:trPr>
         <w:tc>
           <w:tcPr>
-            <w:tcW w:type="dxa" w:w="2007"/>
+            <w:tcW w:type="dxa" w:w="1048"/>
             <w:tcBorders>
               <w:top w:val="single" w:color="A6A6A6" w:sz="4"/>
               <w:left w:val="single" w:color="A6A6A6" w:sz="4"/>
@@ -2524,7 +2605,7 @@
         </w:tc>
         <w:tc>
           <w:tcPr>
-            <w:tcW w:type="dxa" w:w="4015"/>
+            <w:tcW w:type="dxa" w:w="5761"/>
             <w:tcBorders>
               <w:top w:val="single" w:color="A6A6A6" w:sz="4"/>
               <w:left w:val="single" w:color="A6A6A6" w:sz="4"/>
@@ -2555,7 +2636,7 @@
         </w:tc>
         <w:tc>
           <w:tcPr>
-            <w:tcW w:type="dxa" w:w="3616"/>
+            <w:tcW w:type="dxa" w:w="2829"/>
             <w:tcBorders>
               <w:top w:val="single" w:color="A6A6A6" w:sz="4"/>
               <w:left w:val="single" w:color="A6A6A6" w:sz="4"/>
@@ -2591,7 +2672,7 @@
         </w:trPr>
         <w:tc>
           <w:tcPr>
-            <w:tcW w:type="dxa" w:w="2007"/>
+            <w:tcW w:type="dxa" w:w="1048"/>
             <w:tcBorders>
               <w:top w:val="single" w:color="A6A6A6" w:sz="4"/>
               <w:left w:val="single" w:color="A6A6A6" w:sz="4"/>
@@ -2622,7 +2703,7 @@
         </w:tc>
         <w:tc>
           <w:tcPr>
-            <w:tcW w:type="dxa" w:w="4015"/>
+            <w:tcW w:type="dxa" w:w="5761"/>
             <w:tcBorders>
               <w:top w:val="single" w:color="A6A6A6" w:sz="4"/>
               <w:left w:val="single" w:color="A6A6A6" w:sz="4"/>
@@ -2653,7 +2734,7 @@
         </w:tc>
         <w:tc>
           <w:tcPr>
-            <w:tcW w:type="dxa" w:w="3616"/>
+            <w:tcW w:type="dxa" w:w="2829"/>
             <w:tcBorders>
               <w:top w:val="single" w:color="A6A6A6" w:sz="4"/>
               <w:left w:val="single" w:color="A6A6A6" w:sz="4"/>
@@ -2684,6 +2765,11 @@
         </w:tc>
       </w:tr>
     </w:tbl>
+    <w:p>
+      <w:pPr>
+        <w:spacing w:after="60"/>
+      </w:pPr>
+    </w:p>
     <w:p>
       <w:pPr>
         <w:pStyle w:val="Heading1"/>
@@ -2707,18 +2793,10 @@
         <w:pStyle w:val="ListParagraph"/>
         <w:numPr>
           <w:ilvl w:val="0"/>
-          <w:numId w:val="3"/>
+          <w:numId w:val="2"/>
         </w:numPr>
         <w:spacing w:after="70" w:line="290"/>
       </w:pPr>
-      <w:r>
-        <w:rPr>
-          <w:rFonts w:ascii="Arial" w:cs="Arial" w:eastAsia="Arial" w:hAnsi="Arial"/>
-          <w:sz w:val="21"/>
-          <w:szCs w:val="21"/>
-        </w:rPr>
-        <w:t xml:space="preserve"/>
-      </w:r>
       <w:r>
         <w:rPr>
           <w:rFonts w:ascii="Arial" w:cs="Arial" w:eastAsia="Arial" w:hAnsi="Arial"/>
@@ -2761,18 +2839,10 @@
         <w:pStyle w:val="ListParagraph"/>
         <w:numPr>
           <w:ilvl w:val="0"/>
-          <w:numId w:val="3"/>
+          <w:numId w:val="2"/>
         </w:numPr>
         <w:spacing w:after="70" w:line="290"/>
       </w:pPr>
-      <w:r>
-        <w:rPr>
-          <w:rFonts w:ascii="Arial" w:cs="Arial" w:eastAsia="Arial" w:hAnsi="Arial"/>
-          <w:sz w:val="21"/>
-          <w:szCs w:val="21"/>
-        </w:rPr>
-        <w:t xml:space="preserve"/>
-      </w:r>
       <w:r>
         <w:rPr>
           <w:rFonts w:ascii="Arial" w:cs="Arial" w:eastAsia="Arial" w:hAnsi="Arial"/>
@@ -2797,18 +2867,10 @@
         <w:pStyle w:val="ListParagraph"/>
         <w:numPr>
           <w:ilvl w:val="0"/>
-          <w:numId w:val="3"/>
+          <w:numId w:val="2"/>
         </w:numPr>
         <w:spacing w:after="70" w:line="290"/>
       </w:pPr>
-      <w:r>
-        <w:rPr>
-          <w:rFonts w:ascii="Arial" w:cs="Arial" w:eastAsia="Arial" w:hAnsi="Arial"/>
-          <w:sz w:val="21"/>
-          <w:szCs w:val="21"/>
-        </w:rPr>
-        <w:t xml:space="preserve"/>
-      </w:r>
       <w:r>
         <w:rPr>
           <w:rFonts w:ascii="Arial" w:cs="Arial" w:eastAsia="Arial" w:hAnsi="Arial"/>
@@ -2833,7 +2895,7 @@
         <w:pStyle w:val="ListParagraph"/>
         <w:numPr>
           <w:ilvl w:val="0"/>
-          <w:numId w:val="3"/>
+          <w:numId w:val="2"/>
         </w:numPr>
         <w:spacing w:after="70" w:line="290"/>
       </w:pPr>
@@ -2869,7 +2931,7 @@
         <w:pStyle w:val="ListParagraph"/>
         <w:numPr>
           <w:ilvl w:val="0"/>
-          <w:numId w:val="3"/>
+          <w:numId w:val="2"/>
         </w:numPr>
         <w:spacing w:after="70" w:line="290"/>
       </w:pPr>
@@ -2887,7 +2949,7 @@
         <w:pStyle w:val="ListParagraph"/>
         <w:numPr>
           <w:ilvl w:val="0"/>
-          <w:numId w:val="3"/>
+          <w:numId w:val="2"/>
         </w:numPr>
         <w:spacing w:after="70" w:line="290"/>
       </w:pPr>
@@ -2905,7 +2967,7 @@
         <w:pStyle w:val="ListParagraph"/>
         <w:numPr>
           <w:ilvl w:val="0"/>
-          <w:numId w:val="3"/>
+          <w:numId w:val="2"/>
         </w:numPr>
         <w:spacing w:after="70" w:line="290"/>
       </w:pPr>
@@ -2923,7 +2985,7 @@
         <w:pStyle w:val="ListParagraph"/>
         <w:numPr>
           <w:ilvl w:val="0"/>
-          <w:numId w:val="3"/>
+          <w:numId w:val="2"/>
         </w:numPr>
         <w:spacing w:after="70" w:line="290"/>
       </w:pPr>
@@ -2934,6 +2996,108 @@
           <w:szCs w:val="21"/>
         </w:rPr>
         <w:t xml:space="preserve">Màu số: thu / tăng xanh, chi / giảm đỏ; dấu trừ thật "−".</w:t>
+      </w:r>
+    </w:p>
+    <w:p>
+      <w:pPr>
+        <w:pStyle w:val="ListParagraph"/>
+        <w:numPr>
+          <w:ilvl w:val="0"/>
+          <w:numId w:val="2"/>
+        </w:numPr>
+        <w:spacing w:after="70" w:line="290"/>
+      </w:pPr>
+      <w:r>
+        <w:rPr>
+          <w:rFonts w:ascii="Arial" w:cs="Arial" w:eastAsia="Arial" w:hAnsi="Arial"/>
+          <w:b/>
+          <w:bCs/>
+          <w:sz w:val="21"/>
+          <w:szCs w:val="21"/>
+        </w:rPr>
+        <w:t xml:space="preserve">Không chi vượt tồn quỹ:</w:t>
+      </w:r>
+      <w:r>
+        <w:rPr>
+          <w:rFonts w:ascii="Arial" w:cs="Arial" w:eastAsia="Arial" w:hAnsi="Arial"/>
+          <w:sz w:val="21"/>
+          <w:szCs w:val="21"/>
+        </w:rPr>
+        <w:t xml:space="preserve"> phiếu chi, huỷ phiếu thu và bỏ chốt giao tự huỷ phiếu thu bị từ chối khi tồn quỹ của tài khoản (tại ngày phiếu và hiện tại) không đủ; quyền "Chi vượt tồn quỹ" cho qua và Nhật ký ghi lại.</w:t>
+      </w:r>
+    </w:p>
+    <w:p>
+      <w:pPr>
+        <w:pStyle w:val="ListParagraph"/>
+        <w:numPr>
+          <w:ilvl w:val="0"/>
+          <w:numId w:val="2"/>
+        </w:numPr>
+        <w:spacing w:after="70" w:line="290"/>
+      </w:pPr>
+      <w:r>
+        <w:rPr>
+          <w:rFonts w:ascii="Arial" w:cs="Arial" w:eastAsia="Arial" w:hAnsi="Arial"/>
+          <w:b/>
+          <w:bCs/>
+          <w:sz w:val="21"/>
+          <w:szCs w:val="21"/>
+        </w:rPr>
+        <w:t xml:space="preserve">Ngày phiếu</w:t>
+      </w:r>
+      <w:r>
+        <w:rPr>
+          <w:rFonts w:ascii="Arial" w:cs="Arial" w:eastAsia="Arial" w:hAnsi="Arial"/>
+          <w:sz w:val="21"/>
+          <w:szCs w:val="21"/>
+        </w:rPr>
+        <w:t xml:space="preserve"> không sau hôm nay (giờ Việt Nam); phiếu có ngày thuộc kỳ đã khoá sổ không lập và không huỷ được.</w:t>
+      </w:r>
+    </w:p>
+    <w:p>
+      <w:pPr>
+        <w:pStyle w:val="ListParagraph"/>
+        <w:numPr>
+          <w:ilvl w:val="0"/>
+          <w:numId w:val="2"/>
+        </w:numPr>
+        <w:spacing w:after="70" w:line="290"/>
+      </w:pPr>
+      <w:r>
+        <w:rPr>
+          <w:rFonts w:ascii="Arial" w:cs="Arial" w:eastAsia="Arial" w:hAnsi="Arial"/>
+          <w:b/>
+          <w:bCs/>
+          <w:sz w:val="21"/>
+          <w:szCs w:val="21"/>
+        </w:rPr>
+        <w:t xml:space="preserve">Phiếu thu tự lập</w:t>
+      </w:r>
+      <w:r>
+        <w:rPr>
+          <w:rFonts w:ascii="Arial" w:cs="Arial" w:eastAsia="Arial" w:hAnsi="Arial"/>
+          <w:sz w:val="21"/>
+          <w:szCs w:val="21"/>
+        </w:rPr>
+        <w:t xml:space="preserve"> ("Thu tiền ngay" của đơn bán) trỏ tới đơn và đợt giao; huỷ ở chứng từ gốc bằng bỏ chốt giao.</w:t>
+      </w:r>
+    </w:p>
+    <w:p>
+      <w:pPr>
+        <w:pStyle w:val="ListParagraph"/>
+        <w:numPr>
+          <w:ilvl w:val="0"/>
+          <w:numId w:val="2"/>
+        </w:numPr>
+        <w:spacing w:after="70" w:line="290"/>
+      </w:pPr>
+      <w:r>
+        <w:rPr>
+          <w:rFonts w:ascii="Arial" w:cs="Arial" w:eastAsia="Arial" w:hAnsi="Arial"/>
+          <w:sz w:val="21"/>
+          <w:szCs w:val="21"/>
+        </w:rPr>
+        <w:t xml:space="preserve">Hoàn tiền khách trả hàng (ATL-12) hoặc NCC hoàn tiền trả lại hàng mua (ATL-09) lập bằng phiếu chi / phiếu thu như thường.</w:t>
       </w:r>
     </w:p>
     <w:p>
@@ -2967,9 +3131,9 @@
         </w:tblBorders>
       </w:tblPr>
       <w:tblGrid>
-        <w:gridCol w:w="2409"/>
-        <w:gridCol w:w="2007"/>
-        <w:gridCol w:w="5222"/>
+        <w:gridCol w:w="3224"/>
+        <w:gridCol w:w="2601"/>
+        <w:gridCol w:w="3813"/>
       </w:tblGrid>
       <w:tr>
         <w:trPr>
@@ -2978,7 +3142,7 @@
         </w:trPr>
         <w:tc>
           <w:tcPr>
-            <w:tcW w:type="dxa" w:w="2409"/>
+            <w:tcW w:type="dxa" w:w="3224"/>
             <w:tcBorders>
               <w:top w:val="single" w:color="A6A6A6" w:sz="4"/>
               <w:left w:val="single" w:color="A6A6A6" w:sz="4"/>
@@ -3012,7 +3176,7 @@
         </w:tc>
         <w:tc>
           <w:tcPr>
-            <w:tcW w:type="dxa" w:w="2007"/>
+            <w:tcW w:type="dxa" w:w="2601"/>
             <w:tcBorders>
               <w:top w:val="single" w:color="A6A6A6" w:sz="4"/>
               <w:left w:val="single" w:color="A6A6A6" w:sz="4"/>
@@ -3046,7 +3210,7 @@
         </w:tc>
         <w:tc>
           <w:tcPr>
-            <w:tcW w:type="dxa" w:w="5222"/>
+            <w:tcW w:type="dxa" w:w="3813"/>
             <w:tcBorders>
               <w:top w:val="single" w:color="A6A6A6" w:sz="4"/>
               <w:left w:val="single" w:color="A6A6A6" w:sz="4"/>
@@ -3085,7 +3249,7 @@
         </w:trPr>
         <w:tc>
           <w:tcPr>
-            <w:tcW w:type="dxa" w:w="2409"/>
+            <w:tcW w:type="dxa" w:w="3224"/>
             <w:tcBorders>
               <w:top w:val="single" w:color="A6A6A6" w:sz="4"/>
               <w:left w:val="single" w:color="A6A6A6" w:sz="4"/>
@@ -3116,7 +3280,7 @@
         </w:tc>
         <w:tc>
           <w:tcPr>
-            <w:tcW w:type="dxa" w:w="2007"/>
+            <w:tcW w:type="dxa" w:w="2601"/>
             <w:tcBorders>
               <w:top w:val="single" w:color="A6A6A6" w:sz="4"/>
               <w:left w:val="single" w:color="A6A6A6" w:sz="4"/>
@@ -3147,7 +3311,7 @@
         </w:tc>
         <w:tc>
           <w:tcPr>
-            <w:tcW w:type="dxa" w:w="5222"/>
+            <w:tcW w:type="dxa" w:w="3813"/>
             <w:tcBorders>
               <w:top w:val="single" w:color="A6A6A6" w:sz="4"/>
               <w:left w:val="single" w:color="A6A6A6" w:sz="4"/>
@@ -3183,7 +3347,7 @@
         </w:trPr>
         <w:tc>
           <w:tcPr>
-            <w:tcW w:type="dxa" w:w="2409"/>
+            <w:tcW w:type="dxa" w:w="3224"/>
             <w:tcBorders>
               <w:top w:val="single" w:color="A6A6A6" w:sz="4"/>
               <w:left w:val="single" w:color="A6A6A6" w:sz="4"/>
@@ -3214,7 +3378,7 @@
         </w:tc>
         <w:tc>
           <w:tcPr>
-            <w:tcW w:type="dxa" w:w="2007"/>
+            <w:tcW w:type="dxa" w:w="2601"/>
             <w:tcBorders>
               <w:top w:val="single" w:color="A6A6A6" w:sz="4"/>
               <w:left w:val="single" w:color="A6A6A6" w:sz="4"/>
@@ -3245,7 +3409,7 @@
         </w:tc>
         <w:tc>
           <w:tcPr>
-            <w:tcW w:type="dxa" w:w="5222"/>
+            <w:tcW w:type="dxa" w:w="3813"/>
             <w:tcBorders>
               <w:top w:val="single" w:color="A6A6A6" w:sz="4"/>
               <w:left w:val="single" w:color="A6A6A6" w:sz="4"/>
@@ -3281,7 +3445,7 @@
         </w:trPr>
         <w:tc>
           <w:tcPr>
-            <w:tcW w:type="dxa" w:w="2409"/>
+            <w:tcW w:type="dxa" w:w="3224"/>
             <w:tcBorders>
               <w:top w:val="single" w:color="A6A6A6" w:sz="4"/>
               <w:left w:val="single" w:color="A6A6A6" w:sz="4"/>
@@ -3312,7 +3476,7 @@
         </w:tc>
         <w:tc>
           <w:tcPr>
-            <w:tcW w:type="dxa" w:w="2007"/>
+            <w:tcW w:type="dxa" w:w="2601"/>
             <w:tcBorders>
               <w:top w:val="single" w:color="A6A6A6" w:sz="4"/>
               <w:left w:val="single" w:color="A6A6A6" w:sz="4"/>
@@ -3343,7 +3507,7 @@
         </w:tc>
         <w:tc>
           <w:tcPr>
-            <w:tcW w:type="dxa" w:w="5222"/>
+            <w:tcW w:type="dxa" w:w="3813"/>
             <w:tcBorders>
               <w:top w:val="single" w:color="A6A6A6" w:sz="4"/>
               <w:left w:val="single" w:color="A6A6A6" w:sz="4"/>
@@ -3379,7 +3543,7 @@
         </w:trPr>
         <w:tc>
           <w:tcPr>
-            <w:tcW w:type="dxa" w:w="2409"/>
+            <w:tcW w:type="dxa" w:w="3224"/>
             <w:tcBorders>
               <w:top w:val="single" w:color="A6A6A6" w:sz="4"/>
               <w:left w:val="single" w:color="A6A6A6" w:sz="4"/>
@@ -3410,7 +3574,7 @@
         </w:tc>
         <w:tc>
           <w:tcPr>
-            <w:tcW w:type="dxa" w:w="2007"/>
+            <w:tcW w:type="dxa" w:w="2601"/>
             <w:tcBorders>
               <w:top w:val="single" w:color="A6A6A6" w:sz="4"/>
               <w:left w:val="single" w:color="A6A6A6" w:sz="4"/>
@@ -3441,7 +3605,7 @@
         </w:tc>
         <w:tc>
           <w:tcPr>
-            <w:tcW w:type="dxa" w:w="5222"/>
+            <w:tcW w:type="dxa" w:w="3813"/>
             <w:tcBorders>
               <w:top w:val="single" w:color="A6A6A6" w:sz="4"/>
               <w:left w:val="single" w:color="A6A6A6" w:sz="4"/>
@@ -3477,7 +3641,7 @@
         </w:trPr>
         <w:tc>
           <w:tcPr>
-            <w:tcW w:type="dxa" w:w="2409"/>
+            <w:tcW w:type="dxa" w:w="3224"/>
             <w:tcBorders>
               <w:top w:val="single" w:color="A6A6A6" w:sz="4"/>
               <w:left w:val="single" w:color="A6A6A6" w:sz="4"/>
@@ -3508,7 +3672,7 @@
         </w:tc>
         <w:tc>
           <w:tcPr>
-            <w:tcW w:type="dxa" w:w="2007"/>
+            <w:tcW w:type="dxa" w:w="2601"/>
             <w:tcBorders>
               <w:top w:val="single" w:color="A6A6A6" w:sz="4"/>
               <w:left w:val="single" w:color="A6A6A6" w:sz="4"/>
@@ -3539,7 +3703,7 @@
         </w:tc>
         <w:tc>
           <w:tcPr>
-            <w:tcW w:type="dxa" w:w="5222"/>
+            <w:tcW w:type="dxa" w:w="3813"/>
             <w:tcBorders>
               <w:top w:val="single" w:color="A6A6A6" w:sz="4"/>
               <w:left w:val="single" w:color="A6A6A6" w:sz="4"/>
@@ -3575,7 +3739,7 @@
         </w:trPr>
         <w:tc>
           <w:tcPr>
-            <w:tcW w:type="dxa" w:w="2409"/>
+            <w:tcW w:type="dxa" w:w="3224"/>
             <w:tcBorders>
               <w:top w:val="single" w:color="A6A6A6" w:sz="4"/>
               <w:left w:val="single" w:color="A6A6A6" w:sz="4"/>
@@ -3606,7 +3770,7 @@
         </w:tc>
         <w:tc>
           <w:tcPr>
-            <w:tcW w:type="dxa" w:w="2007"/>
+            <w:tcW w:type="dxa" w:w="2601"/>
             <w:tcBorders>
               <w:top w:val="single" w:color="A6A6A6" w:sz="4"/>
               <w:left w:val="single" w:color="A6A6A6" w:sz="4"/>
@@ -3637,7 +3801,7 @@
         </w:tc>
         <w:tc>
           <w:tcPr>
-            <w:tcW w:type="dxa" w:w="5222"/>
+            <w:tcW w:type="dxa" w:w="3813"/>
             <w:tcBorders>
               <w:top w:val="single" w:color="A6A6A6" w:sz="4"/>
               <w:left w:val="single" w:color="A6A6A6" w:sz="4"/>
@@ -3673,94 +3837,94 @@
         </w:trPr>
         <w:tc>
           <w:tcPr>
-            <w:tcW w:type="dxa" w:w="2409"/>
-            <w:tcBorders>
-              <w:top w:val="single" w:color="A6A6A6" w:sz="4"/>
-              <w:left w:val="single" w:color="A6A6A6" w:sz="4"/>
-              <w:bottom w:val="single" w:color="A6A6A6" w:sz="4"/>
-              <w:right w:val="single" w:color="A6A6A6" w:sz="4"/>
-            </w:tcBorders>
-            <w:tcMar>
-              <w:top w:type="dxa" w:w="60"/>
-              <w:left w:type="dxa" w:w="100"/>
-              <w:bottom w:type="dxa" w:w="60"/>
-              <w:right w:type="dxa" w:w="100"/>
-            </w:tcMar>
-            <w:vAlign w:val="top"/>
-          </w:tcPr>
-          <w:p>
-            <w:pPr>
-              <w:spacing w:after="20" w:line="270"/>
-            </w:pPr>
-            <w:r>
-              <w:rPr>
-                <w:rFonts w:ascii="Arial" w:cs="Arial" w:eastAsia="Arial" w:hAnsi="Arial"/>
-                <w:sz w:val="19"/>
-                <w:szCs w:val="19"/>
-              </w:rPr>
-              <w:t xml:space="preserve">description, createdBy, createdAt</w:t>
-            </w:r>
-          </w:p>
-        </w:tc>
-        <w:tc>
-          <w:tcPr>
-            <w:tcW w:type="dxa" w:w="2007"/>
-            <w:tcBorders>
-              <w:top w:val="single" w:color="A6A6A6" w:sz="4"/>
-              <w:left w:val="single" w:color="A6A6A6" w:sz="4"/>
-              <w:bottom w:val="single" w:color="A6A6A6" w:sz="4"/>
-              <w:right w:val="single" w:color="A6A6A6" w:sz="4"/>
-            </w:tcBorders>
-            <w:tcMar>
-              <w:top w:type="dxa" w:w="60"/>
-              <w:left w:type="dxa" w:w="100"/>
-              <w:bottom w:type="dxa" w:w="60"/>
-              <w:right w:type="dxa" w:w="100"/>
-            </w:tcMar>
-            <w:vAlign w:val="top"/>
-          </w:tcPr>
-          <w:p>
-            <w:pPr>
-              <w:spacing w:after="20" w:line="270"/>
-            </w:pPr>
-            <w:r>
-              <w:rPr>
-                <w:rFonts w:ascii="Arial" w:cs="Arial" w:eastAsia="Arial" w:hAnsi="Arial"/>
-                <w:sz w:val="19"/>
-                <w:szCs w:val="19"/>
-              </w:rPr>
-              <w:t xml:space="preserve">Khác</w:t>
-            </w:r>
-          </w:p>
-        </w:tc>
-        <w:tc>
-          <w:tcPr>
-            <w:tcW w:type="dxa" w:w="5222"/>
-            <w:tcBorders>
-              <w:top w:val="single" w:color="A6A6A6" w:sz="4"/>
-              <w:left w:val="single" w:color="A6A6A6" w:sz="4"/>
-              <w:bottom w:val="single" w:color="A6A6A6" w:sz="4"/>
-              <w:right w:val="single" w:color="A6A6A6" w:sz="4"/>
-            </w:tcBorders>
-            <w:tcMar>
-              <w:top w:type="dxa" w:w="60"/>
-              <w:left w:type="dxa" w:w="100"/>
-              <w:bottom w:type="dxa" w:w="60"/>
-              <w:right w:type="dxa" w:w="100"/>
-            </w:tcMar>
-            <w:vAlign w:val="top"/>
-          </w:tcPr>
-          <w:p>
-            <w:pPr>
-              <w:spacing w:after="20" w:line="270"/>
-            </w:pPr>
-            <w:r>
-              <w:rPr>
-                <w:rFonts w:ascii="Arial" w:cs="Arial" w:eastAsia="Arial" w:hAnsi="Arial"/>
-                <w:sz w:val="19"/>
-                <w:szCs w:val="19"/>
-              </w:rPr>
-              <w:t xml:space="preserve">Diễn giải, người lập.</w:t>
+            <w:tcW w:type="dxa" w:w="3224"/>
+            <w:tcBorders>
+              <w:top w:val="single" w:color="A6A6A6" w:sz="4"/>
+              <w:left w:val="single" w:color="A6A6A6" w:sz="4"/>
+              <w:bottom w:val="single" w:color="A6A6A6" w:sz="4"/>
+              <w:right w:val="single" w:color="A6A6A6" w:sz="4"/>
+            </w:tcBorders>
+            <w:tcMar>
+              <w:top w:type="dxa" w:w="60"/>
+              <w:left w:type="dxa" w:w="100"/>
+              <w:bottom w:type="dxa" w:w="60"/>
+              <w:right w:type="dxa" w:w="100"/>
+            </w:tcMar>
+            <w:vAlign w:val="top"/>
+          </w:tcPr>
+          <w:p>
+            <w:pPr>
+              <w:spacing w:after="20" w:line="270"/>
+            </w:pPr>
+            <w:r>
+              <w:rPr>
+                <w:rFonts w:ascii="Arial" w:cs="Arial" w:eastAsia="Arial" w:hAnsi="Arial"/>
+                <w:sz w:val="19"/>
+                <w:szCs w:val="19"/>
+              </w:rPr>
+              <w:t xml:space="preserve">salesOrderId, salesOrderDeliveryId</w:t>
+            </w:r>
+          </w:p>
+        </w:tc>
+        <w:tc>
+          <w:tcPr>
+            <w:tcW w:type="dxa" w:w="2601"/>
+            <w:tcBorders>
+              <w:top w:val="single" w:color="A6A6A6" w:sz="4"/>
+              <w:left w:val="single" w:color="A6A6A6" w:sz="4"/>
+              <w:bottom w:val="single" w:color="A6A6A6" w:sz="4"/>
+              <w:right w:val="single" w:color="A6A6A6" w:sz="4"/>
+            </w:tcBorders>
+            <w:tcMar>
+              <w:top w:type="dxa" w:w="60"/>
+              <w:left w:type="dxa" w:w="100"/>
+              <w:bottom w:type="dxa" w:w="60"/>
+              <w:right w:type="dxa" w:w="100"/>
+            </w:tcMar>
+            <w:vAlign w:val="top"/>
+          </w:tcPr>
+          <w:p>
+            <w:pPr>
+              <w:spacing w:after="20" w:line="270"/>
+            </w:pPr>
+            <w:r>
+              <w:rPr>
+                <w:rFonts w:ascii="Arial" w:cs="Arial" w:eastAsia="Arial" w:hAnsi="Arial"/>
+                <w:sz w:val="19"/>
+                <w:szCs w:val="19"/>
+              </w:rPr>
+              <w:t xml:space="preserve">Mã</w:t>
+            </w:r>
+          </w:p>
+        </w:tc>
+        <w:tc>
+          <w:tcPr>
+            <w:tcW w:type="dxa" w:w="3813"/>
+            <w:tcBorders>
+              <w:top w:val="single" w:color="A6A6A6" w:sz="4"/>
+              <w:left w:val="single" w:color="A6A6A6" w:sz="4"/>
+              <w:bottom w:val="single" w:color="A6A6A6" w:sz="4"/>
+              <w:right w:val="single" w:color="A6A6A6" w:sz="4"/>
+            </w:tcBorders>
+            <w:tcMar>
+              <w:top w:type="dxa" w:w="60"/>
+              <w:left w:type="dxa" w:w="100"/>
+              <w:bottom w:type="dxa" w:w="60"/>
+              <w:right w:type="dxa" w:w="100"/>
+            </w:tcMar>
+            <w:vAlign w:val="top"/>
+          </w:tcPr>
+          <w:p>
+            <w:pPr>
+              <w:spacing w:after="20" w:line="270"/>
+            </w:pPr>
+            <w:r>
+              <w:rPr>
+                <w:rFonts w:ascii="Arial" w:cs="Arial" w:eastAsia="Arial" w:hAnsi="Arial"/>
+                <w:sz w:val="19"/>
+                <w:szCs w:val="19"/>
+              </w:rPr>
+              <w:t xml:space="preserve">Đơn và đợt giao của phiếu "Thu tiền ngay".</w:t>
             </w:r>
           </w:p>
         </w:tc>
@@ -3771,7 +3935,105 @@
         </w:trPr>
         <w:tc>
           <w:tcPr>
-            <w:tcW w:type="dxa" w:w="2409"/>
+            <w:tcW w:type="dxa" w:w="3224"/>
+            <w:tcBorders>
+              <w:top w:val="single" w:color="A6A6A6" w:sz="4"/>
+              <w:left w:val="single" w:color="A6A6A6" w:sz="4"/>
+              <w:bottom w:val="single" w:color="A6A6A6" w:sz="4"/>
+              <w:right w:val="single" w:color="A6A6A6" w:sz="4"/>
+            </w:tcBorders>
+            <w:tcMar>
+              <w:top w:type="dxa" w:w="60"/>
+              <w:left w:type="dxa" w:w="100"/>
+              <w:bottom w:type="dxa" w:w="60"/>
+              <w:right w:type="dxa" w:w="100"/>
+            </w:tcMar>
+            <w:vAlign w:val="top"/>
+          </w:tcPr>
+          <w:p>
+            <w:pPr>
+              <w:spacing w:after="20" w:line="270"/>
+            </w:pPr>
+            <w:r>
+              <w:rPr>
+                <w:rFonts w:ascii="Arial" w:cs="Arial" w:eastAsia="Arial" w:hAnsi="Arial"/>
+                <w:sz w:val="19"/>
+                <w:szCs w:val="19"/>
+              </w:rPr>
+              <w:t xml:space="preserve">description, createdBy, createdAt</w:t>
+            </w:r>
+          </w:p>
+        </w:tc>
+        <w:tc>
+          <w:tcPr>
+            <w:tcW w:type="dxa" w:w="2601"/>
+            <w:tcBorders>
+              <w:top w:val="single" w:color="A6A6A6" w:sz="4"/>
+              <w:left w:val="single" w:color="A6A6A6" w:sz="4"/>
+              <w:bottom w:val="single" w:color="A6A6A6" w:sz="4"/>
+              <w:right w:val="single" w:color="A6A6A6" w:sz="4"/>
+            </w:tcBorders>
+            <w:tcMar>
+              <w:top w:type="dxa" w:w="60"/>
+              <w:left w:type="dxa" w:w="100"/>
+              <w:bottom w:type="dxa" w:w="60"/>
+              <w:right w:type="dxa" w:w="100"/>
+            </w:tcMar>
+            <w:vAlign w:val="top"/>
+          </w:tcPr>
+          <w:p>
+            <w:pPr>
+              <w:spacing w:after="20" w:line="270"/>
+            </w:pPr>
+            <w:r>
+              <w:rPr>
+                <w:rFonts w:ascii="Arial" w:cs="Arial" w:eastAsia="Arial" w:hAnsi="Arial"/>
+                <w:sz w:val="19"/>
+                <w:szCs w:val="19"/>
+              </w:rPr>
+              <w:t xml:space="preserve">Khác</w:t>
+            </w:r>
+          </w:p>
+        </w:tc>
+        <w:tc>
+          <w:tcPr>
+            <w:tcW w:type="dxa" w:w="3813"/>
+            <w:tcBorders>
+              <w:top w:val="single" w:color="A6A6A6" w:sz="4"/>
+              <w:left w:val="single" w:color="A6A6A6" w:sz="4"/>
+              <w:bottom w:val="single" w:color="A6A6A6" w:sz="4"/>
+              <w:right w:val="single" w:color="A6A6A6" w:sz="4"/>
+            </w:tcBorders>
+            <w:tcMar>
+              <w:top w:type="dxa" w:w="60"/>
+              <w:left w:type="dxa" w:w="100"/>
+              <w:bottom w:type="dxa" w:w="60"/>
+              <w:right w:type="dxa" w:w="100"/>
+            </w:tcMar>
+            <w:vAlign w:val="top"/>
+          </w:tcPr>
+          <w:p>
+            <w:pPr>
+              <w:spacing w:after="20" w:line="270"/>
+            </w:pPr>
+            <w:r>
+              <w:rPr>
+                <w:rFonts w:ascii="Arial" w:cs="Arial" w:eastAsia="Arial" w:hAnsi="Arial"/>
+                <w:sz w:val="19"/>
+                <w:szCs w:val="19"/>
+              </w:rPr>
+              <w:t xml:space="preserve">Diễn giải, người lập.</w:t>
+            </w:r>
+          </w:p>
+        </w:tc>
+      </w:tr>
+      <w:tr>
+        <w:trPr>
+          <w:cantSplit/>
+        </w:trPr>
+        <w:tc>
+          <w:tcPr>
+            <w:tcW w:type="dxa" w:w="3224"/>
             <w:tcBorders>
               <w:top w:val="single" w:color="A6A6A6" w:sz="4"/>
               <w:left w:val="single" w:color="A6A6A6" w:sz="4"/>
@@ -3802,7 +4064,7 @@
         </w:tc>
         <w:tc>
           <w:tcPr>
-            <w:tcW w:type="dxa" w:w="2007"/>
+            <w:tcW w:type="dxa" w:w="2601"/>
             <w:tcBorders>
               <w:top w:val="single" w:color="A6A6A6" w:sz="4"/>
               <w:left w:val="single" w:color="A6A6A6" w:sz="4"/>
@@ -3833,7 +4095,7 @@
         </w:tc>
         <w:tc>
           <w:tcPr>
-            <w:tcW w:type="dxa" w:w="5222"/>
+            <w:tcW w:type="dxa" w:w="3813"/>
             <w:tcBorders>
               <w:top w:val="single" w:color="A6A6A6" w:sz="4"/>
               <w:left w:val="single" w:color="A6A6A6" w:sz="4"/>
@@ -3864,6 +4126,11 @@
         </w:tc>
       </w:tr>
     </w:tbl>
+    <w:p>
+      <w:pPr>
+        <w:spacing w:after="60"/>
+      </w:pPr>
+    </w:p>
     <w:p>
       <w:pPr>
         <w:pStyle w:val="Heading1"/>
@@ -3895,8 +4162,8 @@
         </w:tblBorders>
       </w:tblPr>
       <w:tblGrid>
-        <w:gridCol w:w="3011"/>
-        <w:gridCol w:w="6627"/>
+        <w:gridCol w:w="1898"/>
+        <w:gridCol w:w="7740"/>
       </w:tblGrid>
       <w:tr>
         <w:trPr>
@@ -3905,7 +4172,7 @@
         </w:trPr>
         <w:tc>
           <w:tcPr>
-            <w:tcW w:type="dxa" w:w="3011"/>
+            <w:tcW w:type="dxa" w:w="1898"/>
             <w:tcBorders>
               <w:top w:val="single" w:color="A6A6A6" w:sz="4"/>
               <w:left w:val="single" w:color="A6A6A6" w:sz="4"/>
@@ -3939,7 +4206,7 @@
         </w:tc>
         <w:tc>
           <w:tcPr>
-            <w:tcW w:type="dxa" w:w="6627"/>
+            <w:tcW w:type="dxa" w:w="7740"/>
             <w:tcBorders>
               <w:top w:val="single" w:color="A6A6A6" w:sz="4"/>
               <w:left w:val="single" w:color="A6A6A6" w:sz="4"/>
@@ -3978,7 +4245,7 @@
         </w:trPr>
         <w:tc>
           <w:tcPr>
-            <w:tcW w:type="dxa" w:w="3011"/>
+            <w:tcW w:type="dxa" w:w="1898"/>
             <w:tcBorders>
               <w:top w:val="single" w:color="A6A6A6" w:sz="4"/>
               <w:left w:val="single" w:color="A6A6A6" w:sz="4"/>
@@ -4009,7 +4276,7 @@
         </w:tc>
         <w:tc>
           <w:tcPr>
-            <w:tcW w:type="dxa" w:w="6627"/>
+            <w:tcW w:type="dxa" w:w="7740"/>
             <w:tcBorders>
               <w:top w:val="single" w:color="A6A6A6" w:sz="4"/>
               <w:left w:val="single" w:color="A6A6A6" w:sz="4"/>
@@ -4045,7 +4312,7 @@
         </w:trPr>
         <w:tc>
           <w:tcPr>
-            <w:tcW w:type="dxa" w:w="3011"/>
+            <w:tcW w:type="dxa" w:w="1898"/>
             <w:tcBorders>
               <w:top w:val="single" w:color="A6A6A6" w:sz="4"/>
               <w:left w:val="single" w:color="A6A6A6" w:sz="4"/>
@@ -4076,7 +4343,7 @@
         </w:tc>
         <w:tc>
           <w:tcPr>
-            <w:tcW w:type="dxa" w:w="6627"/>
+            <w:tcW w:type="dxa" w:w="7740"/>
             <w:tcBorders>
               <w:top w:val="single" w:color="A6A6A6" w:sz="4"/>
               <w:left w:val="single" w:color="A6A6A6" w:sz="4"/>
@@ -4112,7 +4379,7 @@
         </w:trPr>
         <w:tc>
           <w:tcPr>
-            <w:tcW w:type="dxa" w:w="3011"/>
+            <w:tcW w:type="dxa" w:w="1898"/>
             <w:tcBorders>
               <w:top w:val="single" w:color="A6A6A6" w:sz="4"/>
               <w:left w:val="single" w:color="A6A6A6" w:sz="4"/>
@@ -4143,7 +4410,7 @@
         </w:tc>
         <w:tc>
           <w:tcPr>
-            <w:tcW w:type="dxa" w:w="6627"/>
+            <w:tcW w:type="dxa" w:w="7740"/>
             <w:tcBorders>
               <w:top w:val="single" w:color="A6A6A6" w:sz="4"/>
               <w:left w:val="single" w:color="A6A6A6" w:sz="4"/>
@@ -4174,6 +4441,11 @@
         </w:tc>
       </w:tr>
     </w:tbl>
+    <w:p>
+      <w:pPr>
+        <w:spacing w:after="60"/>
+      </w:pPr>
+    </w:p>
     <w:p>
       <w:pPr>
         <w:pStyle w:val="Heading1"/>
@@ -4205,8 +4477,8 @@
         </w:tblBorders>
       </w:tblPr>
       <w:tblGrid>
-        <w:gridCol w:w="2610"/>
-        <w:gridCol w:w="7028"/>
+        <w:gridCol w:w="5038"/>
+        <w:gridCol w:w="4600"/>
       </w:tblGrid>
       <w:tr>
         <w:trPr>
@@ -4215,7 +4487,7 @@
         </w:trPr>
         <w:tc>
           <w:tcPr>
-            <w:tcW w:type="dxa" w:w="2610"/>
+            <w:tcW w:type="dxa" w:w="5038"/>
             <w:tcBorders>
               <w:top w:val="single" w:color="A6A6A6" w:sz="4"/>
               <w:left w:val="single" w:color="A6A6A6" w:sz="4"/>
@@ -4249,7 +4521,7 @@
         </w:tc>
         <w:tc>
           <w:tcPr>
-            <w:tcW w:type="dxa" w:w="7028"/>
+            <w:tcW w:type="dxa" w:w="4600"/>
             <w:tcBorders>
               <w:top w:val="single" w:color="A6A6A6" w:sz="4"/>
               <w:left w:val="single" w:color="A6A6A6" w:sz="4"/>
@@ -4288,7 +4560,7 @@
         </w:trPr>
         <w:tc>
           <w:tcPr>
-            <w:tcW w:type="dxa" w:w="2610"/>
+            <w:tcW w:type="dxa" w:w="5038"/>
             <w:tcBorders>
               <w:top w:val="single" w:color="A6A6A6" w:sz="4"/>
               <w:left w:val="single" w:color="A6A6A6" w:sz="4"/>
@@ -4319,7 +4591,7 @@
         </w:tc>
         <w:tc>
           <w:tcPr>
-            <w:tcW w:type="dxa" w:w="7028"/>
+            <w:tcW w:type="dxa" w:w="4600"/>
             <w:tcBorders>
               <w:top w:val="single" w:color="A6A6A6" w:sz="4"/>
               <w:left w:val="single" w:color="A6A6A6" w:sz="4"/>
@@ -4355,7 +4627,7 @@
         </w:trPr>
         <w:tc>
           <w:tcPr>
-            <w:tcW w:type="dxa" w:w="2610"/>
+            <w:tcW w:type="dxa" w:w="5038"/>
             <w:tcBorders>
               <w:top w:val="single" w:color="A6A6A6" w:sz="4"/>
               <w:left w:val="single" w:color="A6A6A6" w:sz="4"/>
@@ -4386,7 +4658,7 @@
         </w:tc>
         <w:tc>
           <w:tcPr>
-            <w:tcW w:type="dxa" w:w="7028"/>
+            <w:tcW w:type="dxa" w:w="4600"/>
             <w:tcBorders>
               <w:top w:val="single" w:color="A6A6A6" w:sz="4"/>
               <w:left w:val="single" w:color="A6A6A6" w:sz="4"/>
@@ -4422,7 +4694,7 @@
         </w:trPr>
         <w:tc>
           <w:tcPr>
-            <w:tcW w:type="dxa" w:w="2610"/>
+            <w:tcW w:type="dxa" w:w="5038"/>
             <w:tcBorders>
               <w:top w:val="single" w:color="A6A6A6" w:sz="4"/>
               <w:left w:val="single" w:color="A6A6A6" w:sz="4"/>
@@ -4453,7 +4725,7 @@
         </w:tc>
         <w:tc>
           <w:tcPr>
-            <w:tcW w:type="dxa" w:w="7028"/>
+            <w:tcW w:type="dxa" w:w="4600"/>
             <w:tcBorders>
               <w:top w:val="single" w:color="A6A6A6" w:sz="4"/>
               <w:left w:val="single" w:color="A6A6A6" w:sz="4"/>
@@ -4489,7 +4761,7 @@
         </w:trPr>
         <w:tc>
           <w:tcPr>
-            <w:tcW w:type="dxa" w:w="2610"/>
+            <w:tcW w:type="dxa" w:w="5038"/>
             <w:tcBorders>
               <w:top w:val="single" w:color="A6A6A6" w:sz="4"/>
               <w:left w:val="single" w:color="A6A6A6" w:sz="4"/>
@@ -4520,7 +4792,7 @@
         </w:tc>
         <w:tc>
           <w:tcPr>
-            <w:tcW w:type="dxa" w:w="7028"/>
+            <w:tcW w:type="dxa" w:w="4600"/>
             <w:tcBorders>
               <w:top w:val="single" w:color="A6A6A6" w:sz="4"/>
               <w:left w:val="single" w:color="A6A6A6" w:sz="4"/>
@@ -4551,6 +4823,11 @@
         </w:tc>
       </w:tr>
     </w:tbl>
+    <w:p>
+      <w:pPr>
+        <w:spacing w:after="60"/>
+      </w:pPr>
+    </w:p>
     <w:p>
       <w:pPr>
         <w:pStyle w:val="Heading1"/>
@@ -4582,8 +4859,8 @@
         </w:tblBorders>
       </w:tblPr>
       <w:tblGrid>
-        <w:gridCol w:w="3614"/>
-        <w:gridCol w:w="6024"/>
+        <w:gridCol w:w="4024"/>
+        <w:gridCol w:w="5614"/>
       </w:tblGrid>
       <w:tr>
         <w:trPr>
@@ -4592,7 +4869,7 @@
         </w:trPr>
         <w:tc>
           <w:tcPr>
-            <w:tcW w:type="dxa" w:w="3614"/>
+            <w:tcW w:type="dxa" w:w="4024"/>
             <w:tcBorders>
               <w:top w:val="single" w:color="A6A6A6" w:sz="4"/>
               <w:left w:val="single" w:color="A6A6A6" w:sz="4"/>
@@ -4626,7 +4903,7 @@
         </w:tc>
         <w:tc>
           <w:tcPr>
-            <w:tcW w:type="dxa" w:w="6024"/>
+            <w:tcW w:type="dxa" w:w="5614"/>
             <w:tcBorders>
               <w:top w:val="single" w:color="A6A6A6" w:sz="4"/>
               <w:left w:val="single" w:color="A6A6A6" w:sz="4"/>
@@ -4665,7 +4942,7 @@
         </w:trPr>
         <w:tc>
           <w:tcPr>
-            <w:tcW w:type="dxa" w:w="3614"/>
+            <w:tcW w:type="dxa" w:w="4024"/>
             <w:tcBorders>
               <w:top w:val="single" w:color="A6A6A6" w:sz="4"/>
               <w:left w:val="single" w:color="A6A6A6" w:sz="4"/>
@@ -4696,7 +4973,7 @@
         </w:tc>
         <w:tc>
           <w:tcPr>
-            <w:tcW w:type="dxa" w:w="6024"/>
+            <w:tcW w:type="dxa" w:w="5614"/>
             <w:tcBorders>
               <w:top w:val="single" w:color="A6A6A6" w:sz="4"/>
               <w:left w:val="single" w:color="A6A6A6" w:sz="4"/>
@@ -4732,7 +5009,7 @@
         </w:trPr>
         <w:tc>
           <w:tcPr>
-            <w:tcW w:type="dxa" w:w="3614"/>
+            <w:tcW w:type="dxa" w:w="4024"/>
             <w:tcBorders>
               <w:top w:val="single" w:color="A6A6A6" w:sz="4"/>
               <w:left w:val="single" w:color="A6A6A6" w:sz="4"/>
@@ -4763,7 +5040,7 @@
         </w:tc>
         <w:tc>
           <w:tcPr>
-            <w:tcW w:type="dxa" w:w="6024"/>
+            <w:tcW w:type="dxa" w:w="5614"/>
             <w:tcBorders>
               <w:top w:val="single" w:color="A6A6A6" w:sz="4"/>
               <w:left w:val="single" w:color="A6A6A6" w:sz="4"/>
@@ -4799,7 +5076,7 @@
         </w:trPr>
         <w:tc>
           <w:tcPr>
-            <w:tcW w:type="dxa" w:w="3614"/>
+            <w:tcW w:type="dxa" w:w="4024"/>
             <w:tcBorders>
               <w:top w:val="single" w:color="A6A6A6" w:sz="4"/>
               <w:left w:val="single" w:color="A6A6A6" w:sz="4"/>
@@ -4830,7 +5107,7 @@
         </w:tc>
         <w:tc>
           <w:tcPr>
-            <w:tcW w:type="dxa" w:w="6024"/>
+            <w:tcW w:type="dxa" w:w="5614"/>
             <w:tcBorders>
               <w:top w:val="single" w:color="A6A6A6" w:sz="4"/>
               <w:left w:val="single" w:color="A6A6A6" w:sz="4"/>
@@ -4866,7 +5143,7 @@
         </w:trPr>
         <w:tc>
           <w:tcPr>
-            <w:tcW w:type="dxa" w:w="3614"/>
+            <w:tcW w:type="dxa" w:w="4024"/>
             <w:tcBorders>
               <w:top w:val="single" w:color="A6A6A6" w:sz="4"/>
               <w:left w:val="single" w:color="A6A6A6" w:sz="4"/>
@@ -4897,37 +5174,109 @@
         </w:tc>
         <w:tc>
           <w:tcPr>
-            <w:tcW w:type="dxa" w:w="6024"/>
-            <w:tcBorders>
-              <w:top w:val="single" w:color="A6A6A6" w:sz="4"/>
-              <w:left w:val="single" w:color="A6A6A6" w:sz="4"/>
-              <w:bottom w:val="single" w:color="A6A6A6" w:sz="4"/>
-              <w:right w:val="single" w:color="A6A6A6" w:sz="4"/>
-            </w:tcBorders>
-            <w:tcMar>
-              <w:top w:type="dxa" w:w="60"/>
-              <w:left w:type="dxa" w:w="100"/>
-              <w:bottom w:type="dxa" w:w="60"/>
-              <w:right w:type="dxa" w:w="100"/>
-            </w:tcMar>
-            <w:vAlign w:val="top"/>
-          </w:tcPr>
-          <w:p>
-            <w:pPr>
-              <w:spacing w:after="20" w:line="270"/>
-            </w:pPr>
-            <w:r>
-              <w:rPr>
-                <w:rFonts w:ascii="Arial" w:cs="Arial" w:eastAsia="Arial" w:hAnsi="Arial"/>
-                <w:sz w:val="19"/>
-                <w:szCs w:val="19"/>
-              </w:rPr>
-              <w:t xml:space="preserve">Cho phép (tiền có thể về sau) nhưng hiện cảnh báo.</w:t>
+            <w:tcW w:type="dxa" w:w="5614"/>
+            <w:tcBorders>
+              <w:top w:val="single" w:color="A6A6A6" w:sz="4"/>
+              <w:left w:val="single" w:color="A6A6A6" w:sz="4"/>
+              <w:bottom w:val="single" w:color="A6A6A6" w:sz="4"/>
+              <w:right w:val="single" w:color="A6A6A6" w:sz="4"/>
+            </w:tcBorders>
+            <w:tcMar>
+              <w:top w:type="dxa" w:w="60"/>
+              <w:left w:type="dxa" w:w="100"/>
+              <w:bottom w:type="dxa" w:w="60"/>
+              <w:right w:type="dxa" w:w="100"/>
+            </w:tcMar>
+            <w:vAlign w:val="top"/>
+          </w:tcPr>
+          <w:p>
+            <w:pPr>
+              <w:spacing w:after="20" w:line="270"/>
+            </w:pPr>
+            <w:r>
+              <w:rPr>
+                <w:rFonts w:ascii="Arial" w:cs="Arial" w:eastAsia="Arial" w:hAnsi="Arial"/>
+                <w:sz w:val="19"/>
+                <w:szCs w:val="19"/>
+              </w:rPr>
+              <w:t xml:space="preserve">Từ chối, báo tồn quỹ hiện có; người có quyền Chi vượt tồn quỹ được lưu và Nhật ký ghi lại.</w:t>
+            </w:r>
+          </w:p>
+        </w:tc>
+      </w:tr>
+      <w:tr>
+        <w:trPr>
+          <w:cantSplit/>
+        </w:trPr>
+        <w:tc>
+          <w:tcPr>
+            <w:tcW w:type="dxa" w:w="4024"/>
+            <w:tcBorders>
+              <w:top w:val="single" w:color="A6A6A6" w:sz="4"/>
+              <w:left w:val="single" w:color="A6A6A6" w:sz="4"/>
+              <w:bottom w:val="single" w:color="A6A6A6" w:sz="4"/>
+              <w:right w:val="single" w:color="A6A6A6" w:sz="4"/>
+            </w:tcBorders>
+            <w:tcMar>
+              <w:top w:type="dxa" w:w="60"/>
+              <w:left w:type="dxa" w:w="100"/>
+              <w:bottom w:type="dxa" w:w="60"/>
+              <w:right w:type="dxa" w:w="100"/>
+            </w:tcMar>
+            <w:vAlign w:val="top"/>
+          </w:tcPr>
+          <w:p>
+            <w:pPr>
+              <w:spacing w:after="20" w:line="270"/>
+            </w:pPr>
+            <w:r>
+              <w:rPr>
+                <w:rFonts w:ascii="Arial" w:cs="Arial" w:eastAsia="Arial" w:hAnsi="Arial"/>
+                <w:sz w:val="19"/>
+                <w:szCs w:val="19"/>
+              </w:rPr>
+              <w:t xml:space="preserve">Ngày phiếu sau hôm nay hoặc trong kỳ đã khoá sổ</w:t>
+            </w:r>
+          </w:p>
+        </w:tc>
+        <w:tc>
+          <w:tcPr>
+            <w:tcW w:type="dxa" w:w="5614"/>
+            <w:tcBorders>
+              <w:top w:val="single" w:color="A6A6A6" w:sz="4"/>
+              <w:left w:val="single" w:color="A6A6A6" w:sz="4"/>
+              <w:bottom w:val="single" w:color="A6A6A6" w:sz="4"/>
+              <w:right w:val="single" w:color="A6A6A6" w:sz="4"/>
+            </w:tcBorders>
+            <w:tcMar>
+              <w:top w:type="dxa" w:w="60"/>
+              <w:left w:type="dxa" w:w="100"/>
+              <w:bottom w:type="dxa" w:w="60"/>
+              <w:right w:type="dxa" w:w="100"/>
+            </w:tcMar>
+            <w:vAlign w:val="top"/>
+          </w:tcPr>
+          <w:p>
+            <w:pPr>
+              <w:spacing w:after="20" w:line="270"/>
+            </w:pPr>
+            <w:r>
+              <w:rPr>
+                <w:rFonts w:ascii="Arial" w:cs="Arial" w:eastAsia="Arial" w:hAnsi="Arial"/>
+                <w:sz w:val="19"/>
+                <w:szCs w:val="19"/>
+              </w:rPr>
+              <w:t xml:space="preserve">Từ chối, báo lý do.</w:t>
             </w:r>
           </w:p>
         </w:tc>
       </w:tr>
     </w:tbl>
+    <w:p>
+      <w:pPr>
+        <w:spacing w:after="60"/>
+      </w:pPr>
+    </w:p>
     <w:p>
       <w:pPr>
         <w:pStyle w:val="Heading1"/>
@@ -4951,7 +5300,7 @@
         <w:pStyle w:val="ListParagraph"/>
         <w:numPr>
           <w:ilvl w:val="0"/>
-          <w:numId w:val="2"/>
+          <w:numId w:val="1"/>
         </w:numPr>
         <w:spacing w:after="60" w:line="290"/>
       </w:pPr>
@@ -4987,7 +5336,7 @@
         <w:pStyle w:val="ListParagraph"/>
         <w:numPr>
           <w:ilvl w:val="0"/>
-          <w:numId w:val="2"/>
+          <w:numId w:val="1"/>
         </w:numPr>
         <w:spacing w:after="60" w:line="290"/>
       </w:pPr>
@@ -4997,7 +5346,7 @@
           <w:sz w:val="21"/>
           <w:szCs w:val="21"/>
         </w:rPr>
-        <w:t xml:space="preserve">Dạng phiếu điền thông tin có dòng chấm: họ tên người nộp/nhận, đơn vị, địa chỉ, lý do, số tiền (kèm hình thức), viết bằng chữ; ký: Giám đốc (ký, đóng dấu), Kế toán trưởng, Người nộp / nhận tiền, Người lập phiếu, Thủ quỹ.</w:t>
+        <w:t xml:space="preserve">In khổ A4, A5 hoặc giấy nhiệt K80. Dạng phiếu điền thông tin có dòng chấm: họ tên người nộp/nhận, đơn vị, địa chỉ, lý do, số tiền (kèm hình thức), viết bằng chữ; ký: Giám đốc (ký, đóng dấu), Kế toán trưởng, Người nộp / nhận tiền, Người lập phiếu, Thủ quỹ.</w:t>
       </w:r>
     </w:p>
     <w:p>
@@ -5005,7 +5354,7 @@
         <w:pStyle w:val="ListParagraph"/>
         <w:numPr>
           <w:ilvl w:val="0"/>
-          <w:numId w:val="2"/>
+          <w:numId w:val="1"/>
         </w:numPr>
         <w:spacing w:after="60" w:line="290"/>
       </w:pPr>
@@ -5041,7 +5390,7 @@
         <w:pStyle w:val="ListParagraph"/>
         <w:numPr>
           <w:ilvl w:val="0"/>
-          <w:numId w:val="2"/>
+          <w:numId w:val="1"/>
         </w:numPr>
         <w:spacing w:after="60" w:line="290"/>
       </w:pPr>
@@ -5059,7 +5408,7 @@
         <w:pStyle w:val="ListParagraph"/>
         <w:numPr>
           <w:ilvl w:val="0"/>
-          <w:numId w:val="2"/>
+          <w:numId w:val="1"/>
         </w:numPr>
         <w:spacing w:after="60" w:line="290"/>
       </w:pPr>
@@ -5077,7 +5426,7 @@
         <w:pStyle w:val="ListParagraph"/>
         <w:numPr>
           <w:ilvl w:val="0"/>
-          <w:numId w:val="2"/>
+          <w:numId w:val="1"/>
         </w:numPr>
         <w:spacing w:after="60" w:line="290"/>
       </w:pPr>
@@ -5158,7 +5507,7 @@
 </file>
 
 <file path=word/footer1.xml><?xml version="1.0" encoding="utf-8"?>
-<w:ftr xmlns:wpc="http://schemas.microsoft.com/office/word/2010/wordprocessingCanvas" xmlns:mc="http://schemas.openxmlformats.org/markup-compatibility/2006" xmlns:o="urn:schemas-microsoft-com:office:office" xmlns:r="http://schemas.openxmlformats.org/officeDocument/2006/relationships" xmlns:m="http://schemas.openxmlformats.org/officeDocument/2006/math" xmlns:v="urn:schemas-microsoft-com:vml" xmlns:wp14="http://schemas.microsoft.com/office/word/2010/wordprocessingDrawing" xmlns:wp="http://schemas.openxmlformats.org/drawingml/2006/wordprocessingDrawing" xmlns:w10="urn:schemas-microsoft-com:office:word" xmlns:w="http://schemas.openxmlformats.org/wordprocessingml/2006/main" xmlns:w14="http://schemas.microsoft.com/office/word/2010/wordml" xmlns:w15="http://schemas.microsoft.com/office/word/2012/wordml" xmlns:wpg="http://schemas.microsoft.com/office/word/2010/wordprocessingGroup" xmlns:wpi="http://schemas.microsoft.com/office/word/2010/wordprocessingInk" xmlns:wne="http://schemas.microsoft.com/office/word/2006/wordml" xmlns:wps="http://schemas.microsoft.com/office/word/2010/wordprocessingShape">
+<w:ftr xmlns:r="http://schemas.openxmlformats.org/officeDocument/2006/relationships" xmlns:w="http://schemas.openxmlformats.org/wordprocessingml/2006/main">
   <w:p>
     <w:pPr>
       <w:jc w:val="center"/>
@@ -5198,6 +5547,15 @@
         <w:szCs w:val="17"/>
       </w:rPr>
       <w:fldChar w:fldCharType="separate"/>
+    </w:r>
+    <w:r>
+      <w:rPr>
+        <w:rFonts w:ascii="Arial" w:cs="Arial" w:eastAsia="Arial" w:hAnsi="Arial"/>
+        <w:color w:val="7F7F7F"/>
+        <w:sz w:val="17"/>
+        <w:szCs w:val="17"/>
+      </w:rPr>
+      <w:t>1</w:t>
     </w:r>
     <w:r>
       <w:rPr>
@@ -5251,6 +5609,15 @@
         <w:sz w:val="17"/>
         <w:szCs w:val="17"/>
       </w:rPr>
+      <w:t>1</w:t>
+    </w:r>
+    <w:r>
+      <w:rPr>
+        <w:rFonts w:ascii="Arial" w:cs="Arial" w:eastAsia="Arial" w:hAnsi="Arial"/>
+        <w:color w:val="7F7F7F"/>
+        <w:sz w:val="17"/>
+        <w:szCs w:val="17"/>
+      </w:rPr>
       <w:fldChar w:fldCharType="end"/>
     </w:r>
   </w:p>
@@ -5295,7 +5662,7 @@
 </file>
 
 <file path=word/header1.xml><?xml version="1.0" encoding="utf-8"?>
-<w:hdr xmlns:wpc="http://schemas.microsoft.com/office/word/2010/wordprocessingCanvas" xmlns:mc="http://schemas.openxmlformats.org/markup-compatibility/2006" xmlns:o="urn:schemas-microsoft-com:office:office" xmlns:r="http://schemas.openxmlformats.org/officeDocument/2006/relationships" xmlns:m="http://schemas.openxmlformats.org/officeDocument/2006/math" xmlns:v="urn:schemas-microsoft-com:vml" xmlns:wp14="http://schemas.microsoft.com/office/word/2010/wordprocessingDrawing" xmlns:wp="http://schemas.openxmlformats.org/drawingml/2006/wordprocessingDrawing" xmlns:w10="urn:schemas-microsoft-com:office:word" xmlns:w="http://schemas.openxmlformats.org/wordprocessingml/2006/main" xmlns:w14="http://schemas.microsoft.com/office/word/2010/wordml" xmlns:w15="http://schemas.microsoft.com/office/word/2012/wordml" xmlns:wpg="http://schemas.microsoft.com/office/word/2010/wordprocessingGroup" xmlns:wpi="http://schemas.microsoft.com/office/word/2010/wordprocessingInk" xmlns:wne="http://schemas.microsoft.com/office/word/2006/wordml" xmlns:wps="http://schemas.microsoft.com/office/word/2010/wordprocessingShape" xmlns:cx="http://schemas.microsoft.com/office/drawing/2014/chartex" xmlns:cx1="http://schemas.microsoft.com/office/drawing/2015/9/8/chartex" xmlns:cx2="http://schemas.microsoft.com/office/drawing/2015/10/21/chartex" xmlns:cx3="http://schemas.microsoft.com/office/drawing/2016/5/9/chartex" xmlns:cx4="http://schemas.microsoft.com/office/drawing/2016/5/10/chartex" xmlns:cx5="http://schemas.microsoft.com/office/drawing/2016/5/11/chartex" xmlns:cx6="http://schemas.microsoft.com/office/drawing/2016/5/12/chartex" xmlns:cx7="http://schemas.microsoft.com/office/drawing/2016/5/13/chartex" xmlns:cx8="http://schemas.microsoft.com/office/drawing/2016/5/14/chartex" xmlns:w16cid="http://schemas.microsoft.com/office/word/2016/wordml/cid" xmlns:w16se="http://schemas.microsoft.com/office/word/2015/wordml/symex">
+<w:hdr xmlns:r="http://schemas.openxmlformats.org/officeDocument/2006/relationships" xmlns:w="http://schemas.openxmlformats.org/wordprocessingml/2006/main">
   <w:p>
     <w:pPr>
       <w:pBdr>
@@ -5321,101 +5688,18 @@
         <w:sz w:val="17"/>
         <w:szCs w:val="17"/>
       </w:rPr>
-      <w:t xml:space="preserve">	ATL-16 · Phiếu thu chi</w:t>
+      <w:tab/>
+      <w:t xml:space="preserve">ATL-16 · Phiếu thu chi</w:t>
     </w:r>
   </w:p>
 </w:hdr>
 </file>
 
 <file path=word/numbering.xml><?xml version="1.0" encoding="utf-8"?>
-<w:numbering xmlns:wpc="http://schemas.microsoft.com/office/word/2010/wordprocessingCanvas" xmlns:mc="http://schemas.openxmlformats.org/markup-compatibility/2006" xmlns:o="urn:schemas-microsoft-com:office:office" xmlns:r="http://schemas.openxmlformats.org/officeDocument/2006/relationships" xmlns:m="http://schemas.openxmlformats.org/officeDocument/2006/math" xmlns:v="urn:schemas-microsoft-com:vml" xmlns:wp14="http://schemas.microsoft.com/office/word/2010/wordprocessingDrawing" xmlns:wp="http://schemas.openxmlformats.org/drawingml/2006/wordprocessingDrawing" xmlns:w10="urn:schemas-microsoft-com:office:word" xmlns:w="http://schemas.openxmlformats.org/wordprocessingml/2006/main" xmlns:w14="http://schemas.microsoft.com/office/word/2010/wordml" xmlns:w15="http://schemas.microsoft.com/office/word/2012/wordml" xmlns:wpg="http://schemas.microsoft.com/office/word/2010/wordprocessingGroup" xmlns:wpi="http://schemas.microsoft.com/office/word/2010/wordprocessingInk" xmlns:wne="http://schemas.microsoft.com/office/word/2006/wordml" xmlns:wps="http://schemas.microsoft.com/office/word/2010/wordprocessingShape" mc:Ignorable="w14 w15 wp14">
-  <w:abstractNum w:abstractNumId="1" w15:restartNumberingAfterBreak="0">
-    <w:multiLevelType w:val="hybridMultilevel"/>
-    <w:lvl w:ilvl="0" w:tentative="1">
-      <w:start w:val="1"/>
-      <w:numFmt w:val="bullet"/>
-      <w:lvlText w:val="●"/>
-      <w:lvlJc w:val="left"/>
-      <w:pPr>
-        <w:ind w:left="720" w:hanging="360"/>
-      </w:pPr>
-    </w:lvl>
-    <w:lvl w:ilvl="1" w:tentative="1">
-      <w:start w:val="1"/>
-      <w:numFmt w:val="bullet"/>
-      <w:lvlText w:val="○"/>
-      <w:lvlJc w:val="left"/>
-      <w:pPr>
-        <w:ind w:left="1440" w:hanging="360"/>
-      </w:pPr>
-    </w:lvl>
-    <w:lvl w:ilvl="2" w:tentative="1">
-      <w:start w:val="1"/>
-      <w:numFmt w:val="bullet"/>
-      <w:lvlText w:val="■"/>
-      <w:lvlJc w:val="left"/>
-      <w:pPr>
-        <w:ind w:left="2160" w:hanging="360"/>
-      </w:pPr>
-    </w:lvl>
-    <w:lvl w:ilvl="3" w:tentative="1">
-      <w:start w:val="1"/>
-      <w:numFmt w:val="bullet"/>
-      <w:lvlText w:val="●"/>
-      <w:lvlJc w:val="left"/>
-      <w:pPr>
-        <w:ind w:left="2880" w:hanging="360"/>
-      </w:pPr>
-    </w:lvl>
-    <w:lvl w:ilvl="4" w:tentative="1">
-      <w:start w:val="1"/>
-      <w:numFmt w:val="bullet"/>
-      <w:lvlText w:val="○"/>
-      <w:lvlJc w:val="left"/>
-      <w:pPr>
-        <w:ind w:left="3600" w:hanging="360"/>
-      </w:pPr>
-    </w:lvl>
-    <w:lvl w:ilvl="5" w:tentative="1">
-      <w:start w:val="1"/>
-      <w:numFmt w:val="bullet"/>
-      <w:lvlText w:val="■"/>
-      <w:lvlJc w:val="left"/>
-      <w:pPr>
-        <w:ind w:left="4320" w:hanging="360"/>
-      </w:pPr>
-    </w:lvl>
-    <w:lvl w:ilvl="6" w:tentative="1">
-      <w:start w:val="1"/>
-      <w:numFmt w:val="bullet"/>
-      <w:lvlText w:val="●"/>
-      <w:lvlJc w:val="left"/>
-      <w:pPr>
-        <w:ind w:left="5040" w:hanging="360"/>
-      </w:pPr>
-    </w:lvl>
-    <w:lvl w:ilvl="7" w:tentative="1">
-      <w:start w:val="1"/>
-      <w:numFmt w:val="bullet"/>
-      <w:lvlText w:val="●"/>
-      <w:lvlJc w:val="left"/>
-      <w:pPr>
-        <w:ind w:left="5760" w:hanging="360"/>
-      </w:pPr>
-    </w:lvl>
-    <w:lvl w:ilvl="8" w:tentative="1">
-      <w:start w:val="1"/>
-      <w:numFmt w:val="bullet"/>
-      <w:lvlText w:val="●"/>
-      <w:lvlJc w:val="left"/>
-      <w:pPr>
-        <w:ind w:left="6480" w:hanging="360"/>
-      </w:pPr>
-    </w:lvl>
-  </w:abstractNum>
-  <w:abstractNum w:abstractNumId="2" w15:restartNumberingAfterBreak="0">
-    <w:multiLevelType w:val="hybridMultilevel"/>
-    <w:lvl w:ilvl="0" w:tentative="1">
+<w:numbering xmlns:r="http://schemas.openxmlformats.org/officeDocument/2006/relationships" xmlns:w="http://schemas.openxmlformats.org/wordprocessingml/2006/main">
+  <w:abstractNum w:abstractNumId="1">
+    <w:multiLevelType w:val="singleLevel"/>
+    <w:lvl w:ilvl="0">
       <w:start w:val="1"/>
       <w:numFmt w:val="bullet"/>
       <w:lvlText w:val="•"/>
@@ -5425,9 +5709,9 @@
       </w:pPr>
     </w:lvl>
   </w:abstractNum>
-  <w:abstractNum w:abstractNumId="3" w15:restartNumberingAfterBreak="0">
-    <w:multiLevelType w:val="hybridMultilevel"/>
-    <w:lvl w:ilvl="0" w:tentative="1">
+  <w:abstractNum w:abstractNumId="2">
+    <w:multiLevelType w:val="singleLevel"/>
+    <w:lvl w:ilvl="0">
       <w:start w:val="1"/>
       <w:numFmt w:val="decimal"/>
       <w:lvlText w:val="%1."/>
@@ -5439,18 +5723,9 @@
   </w:abstractNum>
   <w:num w:numId="1">
     <w:abstractNumId w:val="1"/>
-    <w:lvlOverride w:ilvl="0">
-      <w:startOverride w:val="1"/>
-    </w:lvlOverride>
   </w:num>
   <w:num w:numId="2">
     <w:abstractNumId w:val="2"/>
-    <w:lvlOverride w:ilvl="0">
-      <w:startOverride w:val="1"/>
-    </w:lvlOverride>
-  </w:num>
-  <w:num w:numId="3">
-    <w:abstractNumId w:val="3"/>
     <w:lvlOverride w:ilvl="0">
       <w:startOverride w:val="1"/>
     </w:lvlOverride>
